--- a/CalendarioAgo26/Ejercicios/E1_VLSM/Ejercicio1_VLSM.docx
+++ b/CalendarioAgo26/Ejercicios/E1_VLSM/Ejercicio1_VLSM.docx
@@ -164,7 +164,7 @@
                                     </pic:cNvPicPr>
                                   </pic:nvPicPr>
                                   <pic:blipFill>
-                                    <a:blip r:embed="rId8">
+                                    <a:blip r:embed="rId7">
                                       <a:extLst>
                                         <a:ext uri="{28A0092B-C50C-407E-A947-70E740481C1C}">
                                           <a14:useLocalDpi xmlns:a14="http://schemas.microsoft.com/office/drawing/2010/main" val="0"/>
@@ -323,7 +323,7 @@
     </w:p>
     <w:p>
       <w:pPr>
-        <w:pStyle w:val="BodyText"/>
+        <w:pStyle w:val="Textoindependiente"/>
         <w:tabs>
           <w:tab w:val="left" w:pos="345"/>
         </w:tabs>
@@ -395,7 +395,7 @@
     </w:p>
     <w:p>
       <w:pPr>
-        <w:pStyle w:val="BodyText"/>
+        <w:pStyle w:val="Textoindependiente"/>
         <w:tabs>
           <w:tab w:val="left" w:pos="345"/>
         </w:tabs>
@@ -625,7 +625,7 @@
     </w:p>
     <w:p>
       <w:pPr>
-        <w:pStyle w:val="BodyText"/>
+        <w:pStyle w:val="Textoindependiente"/>
         <w:tabs>
           <w:tab w:val="left" w:pos="345"/>
         </w:tabs>
@@ -641,7 +641,7 @@
     </w:p>
     <w:p>
       <w:pPr>
-        <w:pStyle w:val="BodyText"/>
+        <w:pStyle w:val="Textoindependiente"/>
         <w:tabs>
           <w:tab w:val="left" w:pos="345"/>
         </w:tabs>
@@ -661,18 +661,18 @@
         <mc:AlternateContent>
           <mc:Choice Requires="wps">
             <w:drawing>
-              <wp:anchor distT="0" distB="0" distL="114300" distR="114300" simplePos="0" relativeHeight="251696128" behindDoc="0" locked="0" layoutInCell="1" allowOverlap="1" wp14:anchorId="3897D347" wp14:editId="756ED78B">
+              <wp:anchor distT="0" distB="0" distL="114300" distR="114300" simplePos="0" relativeHeight="251629568" behindDoc="0" locked="0" layoutInCell="1" allowOverlap="1" wp14:anchorId="1B5A9753" wp14:editId="1F60729E">
                 <wp:simplePos x="0" y="0"/>
                 <wp:positionH relativeFrom="margin">
-                  <wp:posOffset>4476750</wp:posOffset>
+                  <wp:align>center</wp:align>
                 </wp:positionH>
                 <wp:positionV relativeFrom="paragraph">
-                  <wp:posOffset>1660525</wp:posOffset>
+                  <wp:posOffset>1829089</wp:posOffset>
                 </wp:positionV>
-                <wp:extent cx="482600" cy="228600"/>
-                <wp:effectExtent l="0" t="0" r="0" b="0"/>
+                <wp:extent cx="1384300" cy="262255"/>
+                <wp:effectExtent l="0" t="0" r="0" b="4445"/>
                 <wp:wrapNone/>
-                <wp:docPr id="22" name="Cuadro de texto 2"/>
+                <wp:docPr id="16" name="Cuadro de texto 2"/>
                 <wp:cNvGraphicFramePr>
                   <a:graphicFrameLocks xmlns:a="http://schemas.openxmlformats.org/drawingml/2006/main"/>
                 </wp:cNvGraphicFramePr>
@@ -685,7 +685,113 @@
                       <wps:spPr bwMode="auto">
                         <a:xfrm>
                           <a:off x="0" y="0"/>
-                          <a:ext cx="482600" cy="228600"/>
+                          <a:ext cx="1384300" cy="262255"/>
+                        </a:xfrm>
+                        <a:prstGeom prst="rect">
+                          <a:avLst/>
+                        </a:prstGeom>
+                        <a:noFill/>
+                        <a:ln w="9525">
+                          <a:noFill/>
+                          <a:miter lim="800000"/>
+                          <a:headEnd/>
+                          <a:tailEnd/>
+                        </a:ln>
+                      </wps:spPr>
+                      <wps:txbx>
+                        <w:txbxContent>
+                          <w:p>
+                            <w:pPr>
+                              <w:rPr>
+                                <w:rFonts w:ascii="Arial" w:hAnsi="Arial" w:cs="Arial"/>
+                                <w:color w:val="FF0000"/>
+                                <w14:textOutline w14:w="9525" w14:cap="rnd" w14:cmpd="sng" w14:algn="ctr">
+                                  <w14:solidFill>
+                                    <w14:srgbClr w14:val="FF0000"/>
+                                  </w14:solidFill>
+                                  <w14:prstDash w14:val="solid"/>
+                                  <w14:bevel/>
+                                </w14:textOutline>
+                              </w:rPr>
+                            </w:pPr>
+                          </w:p>
+                        </w:txbxContent>
+                      </wps:txbx>
+                      <wps:bodyPr rot="0" vert="horz" wrap="square" lIns="91440" tIns="45720" rIns="91440" bIns="45720" anchor="t" anchorCtr="0">
+                        <a:noAutofit/>
+                      </wps:bodyPr>
+                    </wps:wsp>
+                  </a:graphicData>
+                </a:graphic>
+                <wp14:sizeRelH relativeFrom="margin">
+                  <wp14:pctWidth>0</wp14:pctWidth>
+                </wp14:sizeRelH>
+                <wp14:sizeRelV relativeFrom="margin">
+                  <wp14:pctHeight>0</wp14:pctHeight>
+                </wp14:sizeRelV>
+              </wp:anchor>
+            </w:drawing>
+          </mc:Choice>
+          <mc:Fallback>
+            <w:pict>
+              <v:shape w14:anchorId="1B5A9753" id="_x0000_s1029" type="#_x0000_t202" style="position:absolute;left:0;text-align:left;margin-left:0;margin-top:2in;width:109pt;height:20.65pt;z-index:251629568;visibility:visible;mso-wrap-style:square;mso-width-percent:0;mso-height-percent:0;mso-wrap-distance-left:9pt;mso-wrap-distance-top:0;mso-wrap-distance-right:9pt;mso-wrap-distance-bottom:0;mso-position-horizontal:center;mso-position-horizontal-relative:margin;mso-position-vertical:absolute;mso-position-vertical-relative:text;mso-width-percent:0;mso-height-percent:0;mso-width-relative:margin;mso-height-relative:margin;v-text-anchor:top" o:gfxdata="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" filled="f" stroked="f">
+                <v:textbox>
+                  <w:txbxContent>
+                    <w:p>
+                      <w:pPr>
+                        <w:rPr>
+                          <w:rFonts w:ascii="Arial" w:hAnsi="Arial" w:cs="Arial"/>
+                          <w:color w:val="FF0000"/>
+                          <w14:textOutline w14:w="9525" w14:cap="rnd" w14:cmpd="sng" w14:algn="ctr">
+                            <w14:solidFill>
+                              <w14:srgbClr w14:val="FF0000"/>
+                            </w14:solidFill>
+                            <w14:prstDash w14:val="solid"/>
+                            <w14:bevel/>
+                          </w14:textOutline>
+                        </w:rPr>
+                      </w:pPr>
+                    </w:p>
+                  </w:txbxContent>
+                </v:textbox>
+                <w10:wrap anchorx="margin"/>
+              </v:shape>
+            </w:pict>
+          </mc:Fallback>
+        </mc:AlternateContent>
+      </w:r>
+      <w:r>
+        <w:rPr>
+          <w:noProof/>
+        </w:rPr>
+        <mc:AlternateContent>
+          <mc:Choice Requires="wps">
+            <w:drawing>
+              <wp:anchor distT="0" distB="0" distL="114300" distR="114300" simplePos="0" relativeHeight="251620352" behindDoc="0" locked="0" layoutInCell="1" allowOverlap="1" wp14:anchorId="5A418A20" wp14:editId="4FFD2C9E">
+                <wp:simplePos x="0" y="0"/>
+                <wp:positionH relativeFrom="column">
+                  <wp:posOffset>1066800</wp:posOffset>
+                </wp:positionH>
+                <wp:positionV relativeFrom="paragraph">
+                  <wp:posOffset>625475</wp:posOffset>
+                </wp:positionV>
+                <wp:extent cx="1485900" cy="304800"/>
+                <wp:effectExtent l="0" t="0" r="0" b="0"/>
+                <wp:wrapNone/>
+                <wp:docPr id="12" name="Cuadro de texto 2"/>
+                <wp:cNvGraphicFramePr>
+                  <a:graphicFrameLocks xmlns:a="http://schemas.openxmlformats.org/drawingml/2006/main"/>
+                </wp:cNvGraphicFramePr>
+                <a:graphic xmlns:a="http://schemas.openxmlformats.org/drawingml/2006/main">
+                  <a:graphicData uri="http://schemas.microsoft.com/office/word/2010/wordprocessingShape">
+                    <wps:wsp>
+                      <wps:cNvSpPr txBox="1">
+                        <a:spLocks noChangeArrowheads="1"/>
+                      </wps:cNvSpPr>
+                      <wps:spPr bwMode="auto">
+                        <a:xfrm>
+                          <a:off x="0" y="0"/>
+                          <a:ext cx="1485900" cy="304800"/>
                         </a:xfrm>
                         <a:prstGeom prst="rect">
                           <a:avLst/>
@@ -736,7 +842,7 @@
           </mc:Choice>
           <mc:Fallback>
             <w:pict>
-              <v:shape w14:anchorId="3897D347" id="_x0000_s1029" type="#_x0000_t202" style="position:absolute;left:0;text-align:left;margin-left:352.5pt;margin-top:130.75pt;width:38pt;height:18pt;z-index:251696128;visibility:visible;mso-wrap-style:square;mso-width-percent:0;mso-height-percent:0;mso-wrap-distance-left:9pt;mso-wrap-distance-top:0;mso-wrap-distance-right:9pt;mso-wrap-distance-bottom:0;mso-position-horizontal:absolute;mso-position-horizontal-relative:margin;mso-position-vertical:absolute;mso-position-vertical-relative:text;mso-width-percent:0;mso-height-percent:0;mso-width-relative:margin;mso-height-relative:margin;v-text-anchor:top" o:gfxdata="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" stroked="f">
+              <v:shape w14:anchorId="5A418A20" id="_x0000_s1030" type="#_x0000_t202" style="position:absolute;left:0;text-align:left;margin-left:84pt;margin-top:49.25pt;width:117pt;height:24pt;z-index:251620352;visibility:visible;mso-wrap-style:square;mso-width-percent:0;mso-height-percent:0;mso-wrap-distance-left:9pt;mso-wrap-distance-top:0;mso-wrap-distance-right:9pt;mso-wrap-distance-bottom:0;mso-position-horizontal:absolute;mso-position-horizontal-relative:text;mso-position-vertical:absolute;mso-position-vertical-relative:text;mso-width-percent:0;mso-height-percent:0;mso-width-relative:margin;mso-height-relative:margin;v-text-anchor:top" o:gfxdata="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" stroked="f">
                 <v:textbox>
                   <w:txbxContent>
                     <w:p>
@@ -756,7 +862,6 @@
                     </w:p>
                   </w:txbxContent>
                 </v:textbox>
-                <w10:wrap anchorx="margin"/>
               </v:shape>
             </w:pict>
           </mc:Fallback>
@@ -769,223 +874,7 @@
         <mc:AlternateContent>
           <mc:Choice Requires="wps">
             <w:drawing>
-              <wp:anchor distT="0" distB="0" distL="114300" distR="114300" simplePos="0" relativeHeight="251692032" behindDoc="0" locked="0" layoutInCell="1" allowOverlap="1" wp14:anchorId="6EE9C4F9" wp14:editId="61BF3B27">
-                <wp:simplePos x="0" y="0"/>
-                <wp:positionH relativeFrom="margin">
-                  <wp:posOffset>3543300</wp:posOffset>
-                </wp:positionH>
-                <wp:positionV relativeFrom="paragraph">
-                  <wp:posOffset>1644650</wp:posOffset>
-                </wp:positionV>
-                <wp:extent cx="533400" cy="285750"/>
-                <wp:effectExtent l="0" t="0" r="0" b="0"/>
-                <wp:wrapNone/>
-                <wp:docPr id="20" name="Cuadro de texto 2"/>
-                <wp:cNvGraphicFramePr>
-                  <a:graphicFrameLocks xmlns:a="http://schemas.openxmlformats.org/drawingml/2006/main"/>
-                </wp:cNvGraphicFramePr>
-                <a:graphic xmlns:a="http://schemas.openxmlformats.org/drawingml/2006/main">
-                  <a:graphicData uri="http://schemas.microsoft.com/office/word/2010/wordprocessingShape">
-                    <wps:wsp>
-                      <wps:cNvSpPr txBox="1">
-                        <a:spLocks noChangeArrowheads="1"/>
-                      </wps:cNvSpPr>
-                      <wps:spPr bwMode="auto">
-                        <a:xfrm>
-                          <a:off x="0" y="0"/>
-                          <a:ext cx="533400" cy="285750"/>
-                        </a:xfrm>
-                        <a:prstGeom prst="rect">
-                          <a:avLst/>
-                        </a:prstGeom>
-                        <a:solidFill>
-                          <a:srgbClr val="FFFFFF"/>
-                        </a:solidFill>
-                        <a:ln w="9525">
-                          <a:noFill/>
-                          <a:miter lim="800000"/>
-                          <a:headEnd/>
-                          <a:tailEnd/>
-                        </a:ln>
-                      </wps:spPr>
-                      <wps:txbx>
-                        <w:txbxContent>
-                          <w:p>
-                            <w:pPr>
-                              <w:rPr>
-                                <w:rFonts w:ascii="Arial" w:hAnsi="Arial" w:cs="Arial"/>
-                                <w:color w:val="FF0000"/>
-                                <w14:textOutline w14:w="9525" w14:cap="rnd" w14:cmpd="sng" w14:algn="ctr">
-                                  <w14:solidFill>
-                                    <w14:srgbClr w14:val="FF0000"/>
-                                  </w14:solidFill>
-                                  <w14:prstDash w14:val="solid"/>
-                                  <w14:bevel/>
-                                </w14:textOutline>
-                              </w:rPr>
-                            </w:pPr>
-                          </w:p>
-                        </w:txbxContent>
-                      </wps:txbx>
-                      <wps:bodyPr rot="0" vert="horz" wrap="square" lIns="91440" tIns="45720" rIns="91440" bIns="45720" anchor="t" anchorCtr="0">
-                        <a:noAutofit/>
-                      </wps:bodyPr>
-                    </wps:wsp>
-                  </a:graphicData>
-                </a:graphic>
-                <wp14:sizeRelH relativeFrom="margin">
-                  <wp14:pctWidth>0</wp14:pctWidth>
-                </wp14:sizeRelH>
-                <wp14:sizeRelV relativeFrom="margin">
-                  <wp14:pctHeight>0</wp14:pctHeight>
-                </wp14:sizeRelV>
-              </wp:anchor>
-            </w:drawing>
-          </mc:Choice>
-          <mc:Fallback>
-            <w:pict>
-              <v:shape w14:anchorId="6EE9C4F9" id="_x0000_s1030" type="#_x0000_t202" style="position:absolute;left:0;text-align:left;margin-left:279pt;margin-top:129.5pt;width:42pt;height:22.5pt;z-index:251692032;visibility:visible;mso-wrap-style:square;mso-width-percent:0;mso-height-percent:0;mso-wrap-distance-left:9pt;mso-wrap-distance-top:0;mso-wrap-distance-right:9pt;mso-wrap-distance-bottom:0;mso-position-horizontal:absolute;mso-position-horizontal-relative:margin;mso-position-vertical:absolute;mso-position-vertical-relative:text;mso-width-percent:0;mso-height-percent:0;mso-width-relative:margin;mso-height-relative:margin;v-text-anchor:top" o:gfxdata="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" stroked="f">
-                <v:textbox>
-                  <w:txbxContent>
-                    <w:p>
-                      <w:pPr>
-                        <w:rPr>
-                          <w:rFonts w:ascii="Arial" w:hAnsi="Arial" w:cs="Arial"/>
-                          <w:color w:val="FF0000"/>
-                          <w14:textOutline w14:w="9525" w14:cap="rnd" w14:cmpd="sng" w14:algn="ctr">
-                            <w14:solidFill>
-                              <w14:srgbClr w14:val="FF0000"/>
-                            </w14:solidFill>
-                            <w14:prstDash w14:val="solid"/>
-                            <w14:bevel/>
-                          </w14:textOutline>
-                        </w:rPr>
-                      </w:pPr>
-                    </w:p>
-                  </w:txbxContent>
-                </v:textbox>
-                <w10:wrap anchorx="margin"/>
-              </v:shape>
-            </w:pict>
-          </mc:Fallback>
-        </mc:AlternateContent>
-      </w:r>
-      <w:r>
-        <w:rPr>
-          <w:noProof/>
-        </w:rPr>
-        <mc:AlternateContent>
-          <mc:Choice Requires="wps">
-            <w:drawing>
-              <wp:anchor distT="0" distB="0" distL="114300" distR="114300" simplePos="0" relativeHeight="251694080" behindDoc="0" locked="0" layoutInCell="1" allowOverlap="1" wp14:anchorId="21FD4646" wp14:editId="004D3577">
-                <wp:simplePos x="0" y="0"/>
-                <wp:positionH relativeFrom="margin">
-                  <wp:posOffset>4629150</wp:posOffset>
-                </wp:positionH>
-                <wp:positionV relativeFrom="paragraph">
-                  <wp:posOffset>1027430</wp:posOffset>
-                </wp:positionV>
-                <wp:extent cx="533400" cy="285750"/>
-                <wp:effectExtent l="0" t="0" r="0" b="0"/>
-                <wp:wrapNone/>
-                <wp:docPr id="21" name="Cuadro de texto 2"/>
-                <wp:cNvGraphicFramePr>
-                  <a:graphicFrameLocks xmlns:a="http://schemas.openxmlformats.org/drawingml/2006/main"/>
-                </wp:cNvGraphicFramePr>
-                <a:graphic xmlns:a="http://schemas.openxmlformats.org/drawingml/2006/main">
-                  <a:graphicData uri="http://schemas.microsoft.com/office/word/2010/wordprocessingShape">
-                    <wps:wsp>
-                      <wps:cNvSpPr txBox="1">
-                        <a:spLocks noChangeArrowheads="1"/>
-                      </wps:cNvSpPr>
-                      <wps:spPr bwMode="auto">
-                        <a:xfrm>
-                          <a:off x="0" y="0"/>
-                          <a:ext cx="533400" cy="285750"/>
-                        </a:xfrm>
-                        <a:prstGeom prst="rect">
-                          <a:avLst/>
-                        </a:prstGeom>
-                        <a:solidFill>
-                          <a:srgbClr val="FFFFFF"/>
-                        </a:solidFill>
-                        <a:ln w="9525">
-                          <a:noFill/>
-                          <a:miter lim="800000"/>
-                          <a:headEnd/>
-                          <a:tailEnd/>
-                        </a:ln>
-                      </wps:spPr>
-                      <wps:txbx>
-                        <w:txbxContent>
-                          <w:p>
-                            <w:pPr>
-                              <w:rPr>
-                                <w:rFonts w:ascii="Arial" w:hAnsi="Arial" w:cs="Arial"/>
-                                <w:color w:val="FF0000"/>
-                                <w14:textOutline w14:w="9525" w14:cap="rnd" w14:cmpd="sng" w14:algn="ctr">
-                                  <w14:solidFill>
-                                    <w14:srgbClr w14:val="FF0000"/>
-                                  </w14:solidFill>
-                                  <w14:prstDash w14:val="solid"/>
-                                  <w14:bevel/>
-                                </w14:textOutline>
-                              </w:rPr>
-                            </w:pPr>
-                          </w:p>
-                        </w:txbxContent>
-                      </wps:txbx>
-                      <wps:bodyPr rot="0" vert="horz" wrap="square" lIns="91440" tIns="45720" rIns="91440" bIns="45720" anchor="t" anchorCtr="0">
-                        <a:noAutofit/>
-                      </wps:bodyPr>
-                    </wps:wsp>
-                  </a:graphicData>
-                </a:graphic>
-                <wp14:sizeRelH relativeFrom="margin">
-                  <wp14:pctWidth>0</wp14:pctWidth>
-                </wp14:sizeRelH>
-                <wp14:sizeRelV relativeFrom="margin">
-                  <wp14:pctHeight>0</wp14:pctHeight>
-                </wp14:sizeRelV>
-              </wp:anchor>
-            </w:drawing>
-          </mc:Choice>
-          <mc:Fallback>
-            <w:pict>
-              <v:shape w14:anchorId="21FD4646" id="_x0000_s1031" type="#_x0000_t202" style="position:absolute;left:0;text-align:left;margin-left:364.5pt;margin-top:80.9pt;width:42pt;height:22.5pt;z-index:251694080;visibility:visible;mso-wrap-style:square;mso-width-percent:0;mso-height-percent:0;mso-wrap-distance-left:9pt;mso-wrap-distance-top:0;mso-wrap-distance-right:9pt;mso-wrap-distance-bottom:0;mso-position-horizontal:absolute;mso-position-horizontal-relative:margin;mso-position-vertical:absolute;mso-position-vertical-relative:text;mso-width-percent:0;mso-height-percent:0;mso-width-relative:margin;mso-height-relative:margin;v-text-anchor:top" o:gfxdata="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" stroked="f">
-                <v:textbox>
-                  <w:txbxContent>
-                    <w:p>
-                      <w:pPr>
-                        <w:rPr>
-                          <w:rFonts w:ascii="Arial" w:hAnsi="Arial" w:cs="Arial"/>
-                          <w:color w:val="FF0000"/>
-                          <w14:textOutline w14:w="9525" w14:cap="rnd" w14:cmpd="sng" w14:algn="ctr">
-                            <w14:solidFill>
-                              <w14:srgbClr w14:val="FF0000"/>
-                            </w14:solidFill>
-                            <w14:prstDash w14:val="solid"/>
-                            <w14:bevel/>
-                          </w14:textOutline>
-                        </w:rPr>
-                      </w:pPr>
-                    </w:p>
-                  </w:txbxContent>
-                </v:textbox>
-                <w10:wrap anchorx="margin"/>
-              </v:shape>
-            </w:pict>
-          </mc:Fallback>
-        </mc:AlternateContent>
-      </w:r>
-      <w:r>
-        <w:rPr>
-          <w:noProof/>
-        </w:rPr>
-        <mc:AlternateContent>
-          <mc:Choice Requires="wps">
-            <w:drawing>
-              <wp:anchor distT="0" distB="0" distL="114300" distR="114300" simplePos="0" relativeHeight="251689984" behindDoc="0" locked="0" layoutInCell="1" allowOverlap="1" wp14:anchorId="4C32BEF3" wp14:editId="2D08D818">
+              <wp:anchor distT="0" distB="0" distL="114300" distR="114300" simplePos="0" relativeHeight="251663360" behindDoc="0" locked="0" layoutInCell="1" allowOverlap="1" wp14:anchorId="4C32BEF3" wp14:editId="6DA9A267">
                 <wp:simplePos x="0" y="0"/>
                 <wp:positionH relativeFrom="margin">
                   <wp:posOffset>3975100</wp:posOffset>
@@ -1060,7 +949,7 @@
           </mc:Choice>
           <mc:Fallback>
             <w:pict>
-              <v:shape w14:anchorId="4C32BEF3" id="_x0000_s1032" type="#_x0000_t202" style="position:absolute;left:0;text-align:left;margin-left:313pt;margin-top:94.25pt;width:31.5pt;height:19.5pt;z-index:251689984;visibility:visible;mso-wrap-style:square;mso-width-percent:0;mso-height-percent:0;mso-wrap-distance-left:9pt;mso-wrap-distance-top:0;mso-wrap-distance-right:9pt;mso-wrap-distance-bottom:0;mso-position-horizontal:absolute;mso-position-horizontal-relative:margin;mso-position-vertical:absolute;mso-position-vertical-relative:text;mso-width-percent:0;mso-height-percent:0;mso-width-relative:margin;mso-height-relative:margin;v-text-anchor:top" o:gfxdata="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" stroked="f">
+              <v:shape w14:anchorId="4C32BEF3" id="_x0000_s1031" type="#_x0000_t202" style="position:absolute;left:0;text-align:left;margin-left:313pt;margin-top:94.25pt;width:31.5pt;height:19.5pt;z-index:251663360;visibility:visible;mso-wrap-style:square;mso-width-percent:0;mso-height-percent:0;mso-wrap-distance-left:9pt;mso-wrap-distance-top:0;mso-wrap-distance-right:9pt;mso-wrap-distance-bottom:0;mso-position-horizontal:absolute;mso-position-horizontal-relative:margin;mso-position-vertical:absolute;mso-position-vertical-relative:text;mso-width-percent:0;mso-height-percent:0;mso-width-relative:margin;mso-height-relative:margin;v-text-anchor:top" o:gfxdata="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" stroked="f">
                 <v:textbox>
                   <w:txbxContent>
                     <w:p>
@@ -1093,7 +982,7 @@
         <mc:AlternateContent>
           <mc:Choice Requires="wps">
             <w:drawing>
-              <wp:anchor distT="0" distB="0" distL="114300" distR="114300" simplePos="0" relativeHeight="251683840" behindDoc="0" locked="0" layoutInCell="1" allowOverlap="1" wp14:anchorId="464F5664" wp14:editId="4756DD99">
+              <wp:anchor distT="0" distB="0" distL="114300" distR="114300" simplePos="0" relativeHeight="251649024" behindDoc="0" locked="0" layoutInCell="1" allowOverlap="1" wp14:anchorId="464F5664" wp14:editId="4756DD99">
                 <wp:simplePos x="0" y="0"/>
                 <wp:positionH relativeFrom="margin">
                   <wp:posOffset>2724150</wp:posOffset>
@@ -1168,7 +1057,7 @@
           </mc:Choice>
           <mc:Fallback>
             <w:pict>
-              <v:shape w14:anchorId="464F5664" id="_x0000_s1033" type="#_x0000_t202" style="position:absolute;left:0;text-align:left;margin-left:214.5pt;margin-top:124.75pt;width:48.5pt;height:22.5pt;z-index:251683840;visibility:visible;mso-wrap-style:square;mso-width-percent:0;mso-height-percent:0;mso-wrap-distance-left:9pt;mso-wrap-distance-top:0;mso-wrap-distance-right:9pt;mso-wrap-distance-bottom:0;mso-position-horizontal:absolute;mso-position-horizontal-relative:margin;mso-position-vertical:absolute;mso-position-vertical-relative:text;mso-width-percent:0;mso-height-percent:0;mso-width-relative:margin;mso-height-relative:margin;v-text-anchor:top" o:gfxdata="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" stroked="f">
+              <v:shape w14:anchorId="464F5664" id="_x0000_s1032" type="#_x0000_t202" style="position:absolute;left:0;text-align:left;margin-left:214.5pt;margin-top:124.75pt;width:48.5pt;height:22.5pt;z-index:251649024;visibility:visible;mso-wrap-style:square;mso-width-percent:0;mso-height-percent:0;mso-wrap-distance-left:9pt;mso-wrap-distance-top:0;mso-wrap-distance-right:9pt;mso-wrap-distance-bottom:0;mso-position-horizontal:absolute;mso-position-horizontal-relative:margin;mso-position-vertical:absolute;mso-position-vertical-relative:text;mso-width-percent:0;mso-height-percent:0;mso-width-relative:margin;mso-height-relative:margin;v-text-anchor:top" o:gfxdata="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" stroked="f">
                 <v:textbox>
                   <w:txbxContent>
                     <w:p>
@@ -1201,544 +1090,7 @@
         <mc:AlternateContent>
           <mc:Choice Requires="wps">
             <w:drawing>
-              <wp:anchor distT="0" distB="0" distL="114300" distR="114300" simplePos="0" relativeHeight="251685888" behindDoc="0" locked="0" layoutInCell="1" allowOverlap="1" wp14:anchorId="469B9037" wp14:editId="6A800661">
-                <wp:simplePos x="0" y="0"/>
-                <wp:positionH relativeFrom="margin">
-                  <wp:posOffset>5562600</wp:posOffset>
-                </wp:positionH>
-                <wp:positionV relativeFrom="paragraph">
-                  <wp:posOffset>2466975</wp:posOffset>
-                </wp:positionV>
-                <wp:extent cx="660400" cy="266700"/>
-                <wp:effectExtent l="0" t="0" r="6350" b="0"/>
-                <wp:wrapNone/>
-                <wp:docPr id="9" name="Cuadro de texto 2"/>
-                <wp:cNvGraphicFramePr>
-                  <a:graphicFrameLocks xmlns:a="http://schemas.openxmlformats.org/drawingml/2006/main"/>
-                </wp:cNvGraphicFramePr>
-                <a:graphic xmlns:a="http://schemas.openxmlformats.org/drawingml/2006/main">
-                  <a:graphicData uri="http://schemas.microsoft.com/office/word/2010/wordprocessingShape">
-                    <wps:wsp>
-                      <wps:cNvSpPr txBox="1">
-                        <a:spLocks noChangeArrowheads="1"/>
-                      </wps:cNvSpPr>
-                      <wps:spPr bwMode="auto">
-                        <a:xfrm>
-                          <a:off x="0" y="0"/>
-                          <a:ext cx="660400" cy="266700"/>
-                        </a:xfrm>
-                        <a:prstGeom prst="rect">
-                          <a:avLst/>
-                        </a:prstGeom>
-                        <a:solidFill>
-                          <a:srgbClr val="FFFFFF"/>
-                        </a:solidFill>
-                        <a:ln w="9525">
-                          <a:noFill/>
-                          <a:miter lim="800000"/>
-                          <a:headEnd/>
-                          <a:tailEnd/>
-                        </a:ln>
-                      </wps:spPr>
-                      <wps:txbx>
-                        <w:txbxContent>
-                          <w:p>
-                            <w:pPr>
-                              <w:rPr>
-                                <w:rFonts w:ascii="Arial" w:hAnsi="Arial" w:cs="Arial"/>
-                                <w:color w:val="FF0000"/>
-                                <w14:textOutline w14:w="9525" w14:cap="rnd" w14:cmpd="sng" w14:algn="ctr">
-                                  <w14:solidFill>
-                                    <w14:srgbClr w14:val="FF0000"/>
-                                  </w14:solidFill>
-                                  <w14:prstDash w14:val="solid"/>
-                                  <w14:bevel/>
-                                </w14:textOutline>
-                              </w:rPr>
-                            </w:pPr>
-                          </w:p>
-                        </w:txbxContent>
-                      </wps:txbx>
-                      <wps:bodyPr rot="0" vert="horz" wrap="square" lIns="91440" tIns="45720" rIns="91440" bIns="45720" anchor="t" anchorCtr="0">
-                        <a:noAutofit/>
-                      </wps:bodyPr>
-                    </wps:wsp>
-                  </a:graphicData>
-                </a:graphic>
-                <wp14:sizeRelH relativeFrom="margin">
-                  <wp14:pctWidth>0</wp14:pctWidth>
-                </wp14:sizeRelH>
-                <wp14:sizeRelV relativeFrom="margin">
-                  <wp14:pctHeight>0</wp14:pctHeight>
-                </wp14:sizeRelV>
-              </wp:anchor>
-            </w:drawing>
-          </mc:Choice>
-          <mc:Fallback>
-            <w:pict>
-              <v:shape w14:anchorId="469B9037" id="_x0000_s1034" type="#_x0000_t202" style="position:absolute;left:0;text-align:left;margin-left:438pt;margin-top:194.25pt;width:52pt;height:21pt;z-index:251685888;visibility:visible;mso-wrap-style:square;mso-width-percent:0;mso-height-percent:0;mso-wrap-distance-left:9pt;mso-wrap-distance-top:0;mso-wrap-distance-right:9pt;mso-wrap-distance-bottom:0;mso-position-horizontal:absolute;mso-position-horizontal-relative:margin;mso-position-vertical:absolute;mso-position-vertical-relative:text;mso-width-percent:0;mso-height-percent:0;mso-width-relative:margin;mso-height-relative:margin;v-text-anchor:top" o:gfxdata="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" stroked="f">
-                <v:textbox>
-                  <w:txbxContent>
-                    <w:p>
-                      <w:pPr>
-                        <w:rPr>
-                          <w:rFonts w:ascii="Arial" w:hAnsi="Arial" w:cs="Arial"/>
-                          <w:color w:val="FF0000"/>
-                          <w14:textOutline w14:w="9525" w14:cap="rnd" w14:cmpd="sng" w14:algn="ctr">
-                            <w14:solidFill>
-                              <w14:srgbClr w14:val="FF0000"/>
-                            </w14:solidFill>
-                            <w14:prstDash w14:val="solid"/>
-                            <w14:bevel/>
-                          </w14:textOutline>
-                        </w:rPr>
-                      </w:pPr>
-                    </w:p>
-                  </w:txbxContent>
-                </v:textbox>
-                <w10:wrap anchorx="margin"/>
-              </v:shape>
-            </w:pict>
-          </mc:Fallback>
-        </mc:AlternateContent>
-      </w:r>
-      <w:r>
-        <w:rPr>
-          <w:noProof/>
-        </w:rPr>
-        <mc:AlternateContent>
-          <mc:Choice Requires="wps">
-            <w:drawing>
-              <wp:anchor distT="0" distB="0" distL="114300" distR="114300" simplePos="0" relativeHeight="251669504" behindDoc="0" locked="0" layoutInCell="1" allowOverlap="1" wp14:anchorId="1B5A9753" wp14:editId="4C81A23C">
-                <wp:simplePos x="0" y="0"/>
-                <wp:positionH relativeFrom="margin">
-                  <wp:align>center</wp:align>
-                </wp:positionH>
-                <wp:positionV relativeFrom="paragraph">
-                  <wp:posOffset>1793875</wp:posOffset>
-                </wp:positionV>
-                <wp:extent cx="1384300" cy="262255"/>
-                <wp:effectExtent l="0" t="0" r="0" b="4445"/>
-                <wp:wrapNone/>
-                <wp:docPr id="16" name="Cuadro de texto 2"/>
-                <wp:cNvGraphicFramePr>
-                  <a:graphicFrameLocks xmlns:a="http://schemas.openxmlformats.org/drawingml/2006/main"/>
-                </wp:cNvGraphicFramePr>
-                <a:graphic xmlns:a="http://schemas.openxmlformats.org/drawingml/2006/main">
-                  <a:graphicData uri="http://schemas.microsoft.com/office/word/2010/wordprocessingShape">
-                    <wps:wsp>
-                      <wps:cNvSpPr txBox="1">
-                        <a:spLocks noChangeArrowheads="1"/>
-                      </wps:cNvSpPr>
-                      <wps:spPr bwMode="auto">
-                        <a:xfrm>
-                          <a:off x="0" y="0"/>
-                          <a:ext cx="1384300" cy="262255"/>
-                        </a:xfrm>
-                        <a:prstGeom prst="rect">
-                          <a:avLst/>
-                        </a:prstGeom>
-                        <a:noFill/>
-                        <a:ln w="9525">
-                          <a:noFill/>
-                          <a:miter lim="800000"/>
-                          <a:headEnd/>
-                          <a:tailEnd/>
-                        </a:ln>
-                      </wps:spPr>
-                      <wps:txbx>
-                        <w:txbxContent>
-                          <w:p>
-                            <w:pPr>
-                              <w:rPr>
-                                <w:rFonts w:ascii="Arial" w:hAnsi="Arial" w:cs="Arial"/>
-                                <w:color w:val="FF0000"/>
-                                <w14:textOutline w14:w="9525" w14:cap="rnd" w14:cmpd="sng" w14:algn="ctr">
-                                  <w14:solidFill>
-                                    <w14:srgbClr w14:val="FF0000"/>
-                                  </w14:solidFill>
-                                  <w14:prstDash w14:val="solid"/>
-                                  <w14:bevel/>
-                                </w14:textOutline>
-                              </w:rPr>
-                            </w:pPr>
-                          </w:p>
-                        </w:txbxContent>
-                      </wps:txbx>
-                      <wps:bodyPr rot="0" vert="horz" wrap="square" lIns="91440" tIns="45720" rIns="91440" bIns="45720" anchor="t" anchorCtr="0">
-                        <a:noAutofit/>
-                      </wps:bodyPr>
-                    </wps:wsp>
-                  </a:graphicData>
-                </a:graphic>
-                <wp14:sizeRelH relativeFrom="margin">
-                  <wp14:pctWidth>0</wp14:pctWidth>
-                </wp14:sizeRelH>
-                <wp14:sizeRelV relativeFrom="margin">
-                  <wp14:pctHeight>0</wp14:pctHeight>
-                </wp14:sizeRelV>
-              </wp:anchor>
-            </w:drawing>
-          </mc:Choice>
-          <mc:Fallback>
-            <w:pict>
-              <v:shape w14:anchorId="1B5A9753" id="_x0000_s1035" type="#_x0000_t202" style="position:absolute;left:0;text-align:left;margin-left:0;margin-top:141.25pt;width:109pt;height:20.65pt;z-index:251669504;visibility:visible;mso-wrap-style:square;mso-width-percent:0;mso-height-percent:0;mso-wrap-distance-left:9pt;mso-wrap-distance-top:0;mso-wrap-distance-right:9pt;mso-wrap-distance-bottom:0;mso-position-horizontal:center;mso-position-horizontal-relative:margin;mso-position-vertical:absolute;mso-position-vertical-relative:text;mso-width-percent:0;mso-height-percent:0;mso-width-relative:margin;mso-height-relative:margin;v-text-anchor:top" o:gfxdata="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" filled="f" stroked="f">
-                <v:textbox>
-                  <w:txbxContent>
-                    <w:p>
-                      <w:pPr>
-                        <w:rPr>
-                          <w:rFonts w:ascii="Arial" w:hAnsi="Arial" w:cs="Arial"/>
-                          <w:color w:val="FF0000"/>
-                          <w14:textOutline w14:w="9525" w14:cap="rnd" w14:cmpd="sng" w14:algn="ctr">
-                            <w14:solidFill>
-                              <w14:srgbClr w14:val="FF0000"/>
-                            </w14:solidFill>
-                            <w14:prstDash w14:val="solid"/>
-                            <w14:bevel/>
-                          </w14:textOutline>
-                        </w:rPr>
-                      </w:pPr>
-                    </w:p>
-                  </w:txbxContent>
-                </v:textbox>
-                <w10:wrap anchorx="margin"/>
-              </v:shape>
-            </w:pict>
-          </mc:Fallback>
-        </mc:AlternateContent>
-      </w:r>
-      <w:r>
-        <w:rPr>
-          <w:noProof/>
-        </w:rPr>
-        <mc:AlternateContent>
-          <mc:Choice Requires="wps">
-            <w:drawing>
-              <wp:anchor distT="0" distB="0" distL="114300" distR="114300" simplePos="0" relativeHeight="251687936" behindDoc="0" locked="0" layoutInCell="1" allowOverlap="1" wp14:anchorId="5E191F50" wp14:editId="2439C053">
-                <wp:simplePos x="0" y="0"/>
-                <wp:positionH relativeFrom="margin">
-                  <wp:posOffset>5270500</wp:posOffset>
-                </wp:positionH>
-                <wp:positionV relativeFrom="paragraph">
-                  <wp:posOffset>1552575</wp:posOffset>
-                </wp:positionV>
-                <wp:extent cx="520700" cy="241300"/>
-                <wp:effectExtent l="0" t="0" r="0" b="6350"/>
-                <wp:wrapNone/>
-                <wp:docPr id="10" name="Cuadro de texto 2"/>
-                <wp:cNvGraphicFramePr>
-                  <a:graphicFrameLocks xmlns:a="http://schemas.openxmlformats.org/drawingml/2006/main"/>
-                </wp:cNvGraphicFramePr>
-                <a:graphic xmlns:a="http://schemas.openxmlformats.org/drawingml/2006/main">
-                  <a:graphicData uri="http://schemas.microsoft.com/office/word/2010/wordprocessingShape">
-                    <wps:wsp>
-                      <wps:cNvSpPr txBox="1">
-                        <a:spLocks noChangeArrowheads="1"/>
-                      </wps:cNvSpPr>
-                      <wps:spPr bwMode="auto">
-                        <a:xfrm>
-                          <a:off x="0" y="0"/>
-                          <a:ext cx="520700" cy="241300"/>
-                        </a:xfrm>
-                        <a:prstGeom prst="rect">
-                          <a:avLst/>
-                        </a:prstGeom>
-                        <a:solidFill>
-                          <a:srgbClr val="FFFFFF"/>
-                        </a:solidFill>
-                        <a:ln w="9525">
-                          <a:noFill/>
-                          <a:miter lim="800000"/>
-                          <a:headEnd/>
-                          <a:tailEnd/>
-                        </a:ln>
-                      </wps:spPr>
-                      <wps:txbx>
-                        <w:txbxContent>
-                          <w:p>
-                            <w:pPr>
-                              <w:rPr>
-                                <w:rFonts w:ascii="Arial" w:hAnsi="Arial" w:cs="Arial"/>
-                                <w:color w:val="FF0000"/>
-                                <w14:textOutline w14:w="9525" w14:cap="rnd" w14:cmpd="sng" w14:algn="ctr">
-                                  <w14:solidFill>
-                                    <w14:srgbClr w14:val="FF0000"/>
-                                  </w14:solidFill>
-                                  <w14:prstDash w14:val="solid"/>
-                                  <w14:bevel/>
-                                </w14:textOutline>
-                              </w:rPr>
-                            </w:pPr>
-                          </w:p>
-                        </w:txbxContent>
-                      </wps:txbx>
-                      <wps:bodyPr rot="0" vert="horz" wrap="square" lIns="91440" tIns="45720" rIns="91440" bIns="45720" anchor="t" anchorCtr="0">
-                        <a:noAutofit/>
-                      </wps:bodyPr>
-                    </wps:wsp>
-                  </a:graphicData>
-                </a:graphic>
-                <wp14:sizeRelH relativeFrom="margin">
-                  <wp14:pctWidth>0</wp14:pctWidth>
-                </wp14:sizeRelH>
-                <wp14:sizeRelV relativeFrom="margin">
-                  <wp14:pctHeight>0</wp14:pctHeight>
-                </wp14:sizeRelV>
-              </wp:anchor>
-            </w:drawing>
-          </mc:Choice>
-          <mc:Fallback>
-            <w:pict>
-              <v:shape w14:anchorId="5E191F50" id="_x0000_s1036" type="#_x0000_t202" style="position:absolute;left:0;text-align:left;margin-left:415pt;margin-top:122.25pt;width:41pt;height:19pt;z-index:251687936;visibility:visible;mso-wrap-style:square;mso-width-percent:0;mso-height-percent:0;mso-wrap-distance-left:9pt;mso-wrap-distance-top:0;mso-wrap-distance-right:9pt;mso-wrap-distance-bottom:0;mso-position-horizontal:absolute;mso-position-horizontal-relative:margin;mso-position-vertical:absolute;mso-position-vertical-relative:text;mso-width-percent:0;mso-height-percent:0;mso-width-relative:margin;mso-height-relative:margin;v-text-anchor:top" o:gfxdata="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" stroked="f">
-                <v:textbox>
-                  <w:txbxContent>
-                    <w:p>
-                      <w:pPr>
-                        <w:rPr>
-                          <w:rFonts w:ascii="Arial" w:hAnsi="Arial" w:cs="Arial"/>
-                          <w:color w:val="FF0000"/>
-                          <w14:textOutline w14:w="9525" w14:cap="rnd" w14:cmpd="sng" w14:algn="ctr">
-                            <w14:solidFill>
-                              <w14:srgbClr w14:val="FF0000"/>
-                            </w14:solidFill>
-                            <w14:prstDash w14:val="solid"/>
-                            <w14:bevel/>
-                          </w14:textOutline>
-                        </w:rPr>
-                      </w:pPr>
-                    </w:p>
-                  </w:txbxContent>
-                </v:textbox>
-                <w10:wrap anchorx="margin"/>
-              </v:shape>
-            </w:pict>
-          </mc:Fallback>
-        </mc:AlternateContent>
-      </w:r>
-      <w:r>
-        <w:rPr>
-          <w:noProof/>
-        </w:rPr>
-        <mc:AlternateContent>
-          <mc:Choice Requires="wps">
-            <w:drawing>
-              <wp:anchor distT="0" distB="0" distL="114300" distR="114300" simplePos="0" relativeHeight="251661312" behindDoc="0" locked="0" layoutInCell="1" allowOverlap="1" wp14:anchorId="5A418A20" wp14:editId="5693F28A">
-                <wp:simplePos x="0" y="0"/>
-                <wp:positionH relativeFrom="column">
-                  <wp:posOffset>1435100</wp:posOffset>
-                </wp:positionH>
-                <wp:positionV relativeFrom="paragraph">
-                  <wp:posOffset>625475</wp:posOffset>
-                </wp:positionV>
-                <wp:extent cx="1117600" cy="304800"/>
-                <wp:effectExtent l="0" t="0" r="6350" b="0"/>
-                <wp:wrapNone/>
-                <wp:docPr id="12" name="Cuadro de texto 2"/>
-                <wp:cNvGraphicFramePr>
-                  <a:graphicFrameLocks xmlns:a="http://schemas.openxmlformats.org/drawingml/2006/main"/>
-                </wp:cNvGraphicFramePr>
-                <a:graphic xmlns:a="http://schemas.openxmlformats.org/drawingml/2006/main">
-                  <a:graphicData uri="http://schemas.microsoft.com/office/word/2010/wordprocessingShape">
-                    <wps:wsp>
-                      <wps:cNvSpPr txBox="1">
-                        <a:spLocks noChangeArrowheads="1"/>
-                      </wps:cNvSpPr>
-                      <wps:spPr bwMode="auto">
-                        <a:xfrm>
-                          <a:off x="0" y="0"/>
-                          <a:ext cx="1117600" cy="304800"/>
-                        </a:xfrm>
-                        <a:prstGeom prst="rect">
-                          <a:avLst/>
-                        </a:prstGeom>
-                        <a:solidFill>
-                          <a:srgbClr val="FFFFFF"/>
-                        </a:solidFill>
-                        <a:ln w="9525">
-                          <a:noFill/>
-                          <a:miter lim="800000"/>
-                          <a:headEnd/>
-                          <a:tailEnd/>
-                        </a:ln>
-                      </wps:spPr>
-                      <wps:txbx>
-                        <w:txbxContent>
-                          <w:p>
-                            <w:pPr>
-                              <w:rPr>
-                                <w:rFonts w:ascii="Arial" w:hAnsi="Arial" w:cs="Arial"/>
-                                <w:color w:val="FF0000"/>
-                                <w14:textOutline w14:w="9525" w14:cap="rnd" w14:cmpd="sng" w14:algn="ctr">
-                                  <w14:solidFill>
-                                    <w14:srgbClr w14:val="FF0000"/>
-                                  </w14:solidFill>
-                                  <w14:prstDash w14:val="solid"/>
-                                  <w14:bevel/>
-                                </w14:textOutline>
-                              </w:rPr>
-                            </w:pPr>
-                          </w:p>
-                        </w:txbxContent>
-                      </wps:txbx>
-                      <wps:bodyPr rot="0" vert="horz" wrap="square" lIns="91440" tIns="45720" rIns="91440" bIns="45720" anchor="t" anchorCtr="0">
-                        <a:noAutofit/>
-                      </wps:bodyPr>
-                    </wps:wsp>
-                  </a:graphicData>
-                </a:graphic>
-                <wp14:sizeRelH relativeFrom="margin">
-                  <wp14:pctWidth>0</wp14:pctWidth>
-                </wp14:sizeRelH>
-                <wp14:sizeRelV relativeFrom="margin">
-                  <wp14:pctHeight>0</wp14:pctHeight>
-                </wp14:sizeRelV>
-              </wp:anchor>
-            </w:drawing>
-          </mc:Choice>
-          <mc:Fallback>
-            <w:pict>
-              <v:shape w14:anchorId="5A418A20" id="_x0000_s1037" type="#_x0000_t202" style="position:absolute;left:0;text-align:left;margin-left:113pt;margin-top:49.25pt;width:88pt;height:24pt;z-index:251661312;visibility:visible;mso-wrap-style:square;mso-width-percent:0;mso-height-percent:0;mso-wrap-distance-left:9pt;mso-wrap-distance-top:0;mso-wrap-distance-right:9pt;mso-wrap-distance-bottom:0;mso-position-horizontal:absolute;mso-position-horizontal-relative:text;mso-position-vertical:absolute;mso-position-vertical-relative:text;mso-width-percent:0;mso-height-percent:0;mso-width-relative:margin;mso-height-relative:margin;v-text-anchor:top" o:gfxdata="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" stroked="f">
-                <v:textbox>
-                  <w:txbxContent>
-                    <w:p>
-                      <w:pPr>
-                        <w:rPr>
-                          <w:rFonts w:ascii="Arial" w:hAnsi="Arial" w:cs="Arial"/>
-                          <w:color w:val="FF0000"/>
-                          <w14:textOutline w14:w="9525" w14:cap="rnd" w14:cmpd="sng" w14:algn="ctr">
-                            <w14:solidFill>
-                              <w14:srgbClr w14:val="FF0000"/>
-                            </w14:solidFill>
-                            <w14:prstDash w14:val="solid"/>
-                            <w14:bevel/>
-                          </w14:textOutline>
-                        </w:rPr>
-                      </w:pPr>
-                    </w:p>
-                  </w:txbxContent>
-                </v:textbox>
-              </v:shape>
-            </w:pict>
-          </mc:Fallback>
-        </mc:AlternateContent>
-      </w:r>
-      <w:r>
-        <w:rPr>
-          <w:noProof/>
-        </w:rPr>
-        <mc:AlternateContent>
-          <mc:Choice Requires="wps">
-            <w:drawing>
-              <wp:anchor distT="0" distB="0" distL="114300" distR="114300" simplePos="0" relativeHeight="251698176" behindDoc="0" locked="0" layoutInCell="1" allowOverlap="1" wp14:anchorId="2A4F82FC" wp14:editId="04CC6F6E">
-                <wp:simplePos x="0" y="0"/>
-                <wp:positionH relativeFrom="margin">
-                  <wp:posOffset>3365500</wp:posOffset>
-                </wp:positionH>
-                <wp:positionV relativeFrom="paragraph">
-                  <wp:posOffset>2538730</wp:posOffset>
-                </wp:positionV>
-                <wp:extent cx="533400" cy="285750"/>
-                <wp:effectExtent l="0" t="0" r="0" b="0"/>
-                <wp:wrapNone/>
-                <wp:docPr id="23" name="Cuadro de texto 2"/>
-                <wp:cNvGraphicFramePr>
-                  <a:graphicFrameLocks xmlns:a="http://schemas.openxmlformats.org/drawingml/2006/main"/>
-                </wp:cNvGraphicFramePr>
-                <a:graphic xmlns:a="http://schemas.openxmlformats.org/drawingml/2006/main">
-                  <a:graphicData uri="http://schemas.microsoft.com/office/word/2010/wordprocessingShape">
-                    <wps:wsp>
-                      <wps:cNvSpPr txBox="1">
-                        <a:spLocks noChangeArrowheads="1"/>
-                      </wps:cNvSpPr>
-                      <wps:spPr bwMode="auto">
-                        <a:xfrm>
-                          <a:off x="0" y="0"/>
-                          <a:ext cx="533400" cy="285750"/>
-                        </a:xfrm>
-                        <a:prstGeom prst="rect">
-                          <a:avLst/>
-                        </a:prstGeom>
-                        <a:solidFill>
-                          <a:srgbClr val="FFFFFF"/>
-                        </a:solidFill>
-                        <a:ln w="9525">
-                          <a:noFill/>
-                          <a:miter lim="800000"/>
-                          <a:headEnd/>
-                          <a:tailEnd/>
-                        </a:ln>
-                      </wps:spPr>
-                      <wps:txbx>
-                        <w:txbxContent>
-                          <w:p>
-                            <w:pPr>
-                              <w:rPr>
-                                <w:rFonts w:ascii="Arial" w:hAnsi="Arial" w:cs="Arial"/>
-                                <w:color w:val="FF0000"/>
-                                <w14:textOutline w14:w="9525" w14:cap="rnd" w14:cmpd="sng" w14:algn="ctr">
-                                  <w14:solidFill>
-                                    <w14:srgbClr w14:val="FF0000"/>
-                                  </w14:solidFill>
-                                  <w14:prstDash w14:val="solid"/>
-                                  <w14:bevel/>
-                                </w14:textOutline>
-                              </w:rPr>
-                            </w:pPr>
-                          </w:p>
-                        </w:txbxContent>
-                      </wps:txbx>
-                      <wps:bodyPr rot="0" vert="horz" wrap="square" lIns="91440" tIns="45720" rIns="91440" bIns="45720" anchor="t" anchorCtr="0">
-                        <a:noAutofit/>
-                      </wps:bodyPr>
-                    </wps:wsp>
-                  </a:graphicData>
-                </a:graphic>
-                <wp14:sizeRelH relativeFrom="margin">
-                  <wp14:pctWidth>0</wp14:pctWidth>
-                </wp14:sizeRelH>
-                <wp14:sizeRelV relativeFrom="margin">
-                  <wp14:pctHeight>0</wp14:pctHeight>
-                </wp14:sizeRelV>
-              </wp:anchor>
-            </w:drawing>
-          </mc:Choice>
-          <mc:Fallback>
-            <w:pict>
-              <v:shape w14:anchorId="2A4F82FC" id="_x0000_s1038" type="#_x0000_t202" style="position:absolute;left:0;text-align:left;margin-left:265pt;margin-top:199.9pt;width:42pt;height:22.5pt;z-index:251698176;visibility:visible;mso-wrap-style:square;mso-width-percent:0;mso-height-percent:0;mso-wrap-distance-left:9pt;mso-wrap-distance-top:0;mso-wrap-distance-right:9pt;mso-wrap-distance-bottom:0;mso-position-horizontal:absolute;mso-position-horizontal-relative:margin;mso-position-vertical:absolute;mso-position-vertical-relative:text;mso-width-percent:0;mso-height-percent:0;mso-width-relative:margin;mso-height-relative:margin;v-text-anchor:top" o:gfxdata="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" stroked="f">
-                <v:textbox>
-                  <w:txbxContent>
-                    <w:p>
-                      <w:pPr>
-                        <w:rPr>
-                          <w:rFonts w:ascii="Arial" w:hAnsi="Arial" w:cs="Arial"/>
-                          <w:color w:val="FF0000"/>
-                          <w14:textOutline w14:w="9525" w14:cap="rnd" w14:cmpd="sng" w14:algn="ctr">
-                            <w14:solidFill>
-                              <w14:srgbClr w14:val="FF0000"/>
-                            </w14:solidFill>
-                            <w14:prstDash w14:val="solid"/>
-                            <w14:bevel/>
-                          </w14:textOutline>
-                        </w:rPr>
-                      </w:pPr>
-                    </w:p>
-                  </w:txbxContent>
-                </v:textbox>
-                <w10:wrap anchorx="margin"/>
-              </v:shape>
-            </w:pict>
-          </mc:Fallback>
-        </mc:AlternateContent>
-      </w:r>
-      <w:r>
-        <w:rPr>
-          <w:noProof/>
-        </w:rPr>
-        <mc:AlternateContent>
-          <mc:Choice Requires="wps">
-            <w:drawing>
-              <wp:anchor distT="0" distB="0" distL="114300" distR="114300" simplePos="0" relativeHeight="251665408" behindDoc="0" locked="0" layoutInCell="1" allowOverlap="1" wp14:anchorId="32DE98E1" wp14:editId="31DB7387">
+              <wp:anchor distT="0" distB="0" distL="114300" distR="114300" simplePos="0" relativeHeight="251622400" behindDoc="0" locked="0" layoutInCell="1" allowOverlap="1" wp14:anchorId="32DE98E1" wp14:editId="60F849D0">
                 <wp:simplePos x="0" y="0"/>
                 <wp:positionH relativeFrom="column">
                   <wp:posOffset>5918201</wp:posOffset>
@@ -1813,7 +1165,7 @@
           </mc:Choice>
           <mc:Fallback>
             <w:pict>
-              <v:shape w14:anchorId="32DE98E1" id="_x0000_s1039" type="#_x0000_t202" style="position:absolute;left:0;text-align:left;margin-left:466pt;margin-top:53.25pt;width:90pt;height:24pt;z-index:251665408;visibility:visible;mso-wrap-style:square;mso-width-percent:0;mso-height-percent:0;mso-wrap-distance-left:9pt;mso-wrap-distance-top:0;mso-wrap-distance-right:9pt;mso-wrap-distance-bottom:0;mso-position-horizontal:absolute;mso-position-horizontal-relative:text;mso-position-vertical:absolute;mso-position-vertical-relative:text;mso-width-percent:0;mso-height-percent:0;mso-width-relative:margin;mso-height-relative:margin;v-text-anchor:top" o:gfxdata="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" stroked="f">
+              <v:shape w14:anchorId="32DE98E1" id="_x0000_s1033" type="#_x0000_t202" style="position:absolute;left:0;text-align:left;margin-left:466pt;margin-top:53.25pt;width:90pt;height:24pt;z-index:251622400;visibility:visible;mso-wrap-style:square;mso-width-percent:0;mso-height-percent:0;mso-wrap-distance-left:9pt;mso-wrap-distance-top:0;mso-wrap-distance-right:9pt;mso-wrap-distance-bottom:0;mso-position-horizontal:absolute;mso-position-horizontal-relative:text;mso-position-vertical:absolute;mso-position-vertical-relative:text;mso-width-percent:0;mso-height-percent:0;mso-width-relative:margin;mso-height-relative:margin;v-text-anchor:top" o:gfxdata="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" stroked="f">
                 <v:textbox>
                   <w:txbxContent>
                     <w:p>
@@ -1845,115 +1197,7 @@
         <mc:AlternateContent>
           <mc:Choice Requires="wps">
             <w:drawing>
-              <wp:anchor distT="0" distB="0" distL="114300" distR="114300" simplePos="0" relativeHeight="251677696" behindDoc="0" locked="0" layoutInCell="1" allowOverlap="1" wp14:anchorId="4379A244" wp14:editId="4AEBCE18">
-                <wp:simplePos x="0" y="0"/>
-                <wp:positionH relativeFrom="margin">
-                  <wp:posOffset>2997200</wp:posOffset>
-                </wp:positionH>
-                <wp:positionV relativeFrom="paragraph">
-                  <wp:posOffset>498475</wp:posOffset>
-                </wp:positionV>
-                <wp:extent cx="652145" cy="285750"/>
-                <wp:effectExtent l="0" t="0" r="0" b="0"/>
-                <wp:wrapNone/>
-                <wp:docPr id="5" name="Cuadro de texto 2"/>
-                <wp:cNvGraphicFramePr>
-                  <a:graphicFrameLocks xmlns:a="http://schemas.openxmlformats.org/drawingml/2006/main"/>
-                </wp:cNvGraphicFramePr>
-                <a:graphic xmlns:a="http://schemas.openxmlformats.org/drawingml/2006/main">
-                  <a:graphicData uri="http://schemas.microsoft.com/office/word/2010/wordprocessingShape">
-                    <wps:wsp>
-                      <wps:cNvSpPr txBox="1">
-                        <a:spLocks noChangeArrowheads="1"/>
-                      </wps:cNvSpPr>
-                      <wps:spPr bwMode="auto">
-                        <a:xfrm>
-                          <a:off x="0" y="0"/>
-                          <a:ext cx="652145" cy="285750"/>
-                        </a:xfrm>
-                        <a:prstGeom prst="rect">
-                          <a:avLst/>
-                        </a:prstGeom>
-                        <a:solidFill>
-                          <a:srgbClr val="FFFFFF"/>
-                        </a:solidFill>
-                        <a:ln w="9525">
-                          <a:noFill/>
-                          <a:miter lim="800000"/>
-                          <a:headEnd/>
-                          <a:tailEnd/>
-                        </a:ln>
-                      </wps:spPr>
-                      <wps:txbx>
-                        <w:txbxContent>
-                          <w:p>
-                            <w:pPr>
-                              <w:rPr>
-                                <w:rFonts w:ascii="Arial" w:hAnsi="Arial" w:cs="Arial"/>
-                                <w:color w:val="FF0000"/>
-                                <w14:textOutline w14:w="9525" w14:cap="rnd" w14:cmpd="sng" w14:algn="ctr">
-                                  <w14:solidFill>
-                                    <w14:srgbClr w14:val="FF0000"/>
-                                  </w14:solidFill>
-                                  <w14:prstDash w14:val="solid"/>
-                                  <w14:bevel/>
-                                </w14:textOutline>
-                              </w:rPr>
-                            </w:pPr>
-                          </w:p>
-                        </w:txbxContent>
-                      </wps:txbx>
-                      <wps:bodyPr rot="0" vert="horz" wrap="square" lIns="91440" tIns="45720" rIns="91440" bIns="45720" anchor="t" anchorCtr="0">
-                        <a:noAutofit/>
-                      </wps:bodyPr>
-                    </wps:wsp>
-                  </a:graphicData>
-                </a:graphic>
-                <wp14:sizeRelH relativeFrom="margin">
-                  <wp14:pctWidth>0</wp14:pctWidth>
-                </wp14:sizeRelH>
-                <wp14:sizeRelV relativeFrom="margin">
-                  <wp14:pctHeight>0</wp14:pctHeight>
-                </wp14:sizeRelV>
-              </wp:anchor>
-            </w:drawing>
-          </mc:Choice>
-          <mc:Fallback>
-            <w:pict>
-              <v:shape w14:anchorId="4379A244" id="_x0000_s1040" type="#_x0000_t202" style="position:absolute;left:0;text-align:left;margin-left:236pt;margin-top:39.25pt;width:51.35pt;height:22.5pt;z-index:251677696;visibility:visible;mso-wrap-style:square;mso-width-percent:0;mso-height-percent:0;mso-wrap-distance-left:9pt;mso-wrap-distance-top:0;mso-wrap-distance-right:9pt;mso-wrap-distance-bottom:0;mso-position-horizontal:absolute;mso-position-horizontal-relative:margin;mso-position-vertical:absolute;mso-position-vertical-relative:text;mso-width-percent:0;mso-height-percent:0;mso-width-relative:margin;mso-height-relative:margin;v-text-anchor:top" o:gfxdata="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" stroked="f">
-                <v:textbox>
-                  <w:txbxContent>
-                    <w:p>
-                      <w:pPr>
-                        <w:rPr>
-                          <w:rFonts w:ascii="Arial" w:hAnsi="Arial" w:cs="Arial"/>
-                          <w:color w:val="FF0000"/>
-                          <w14:textOutline w14:w="9525" w14:cap="rnd" w14:cmpd="sng" w14:algn="ctr">
-                            <w14:solidFill>
-                              <w14:srgbClr w14:val="FF0000"/>
-                            </w14:solidFill>
-                            <w14:prstDash w14:val="solid"/>
-                            <w14:bevel/>
-                          </w14:textOutline>
-                        </w:rPr>
-                      </w:pPr>
-                    </w:p>
-                  </w:txbxContent>
-                </v:textbox>
-                <w10:wrap anchorx="margin"/>
-              </v:shape>
-            </w:pict>
-          </mc:Fallback>
-        </mc:AlternateContent>
-      </w:r>
-      <w:r>
-        <w:rPr>
-          <w:noProof/>
-        </w:rPr>
-        <mc:AlternateContent>
-          <mc:Choice Requires="wps">
-            <w:drawing>
-              <wp:anchor distT="0" distB="0" distL="114300" distR="114300" simplePos="0" relativeHeight="251675648" behindDoc="0" locked="0" layoutInCell="1" allowOverlap="1" wp14:anchorId="309BB9BD" wp14:editId="534E5692">
+              <wp:anchor distT="0" distB="0" distL="114300" distR="114300" simplePos="0" relativeHeight="251635712" behindDoc="0" locked="0" layoutInCell="1" allowOverlap="1" wp14:anchorId="309BB9BD" wp14:editId="1298E93C">
                 <wp:simplePos x="0" y="0"/>
                 <wp:positionH relativeFrom="column">
                   <wp:posOffset>4789170</wp:posOffset>
@@ -2026,7 +1270,7 @@
           </mc:Choice>
           <mc:Fallback>
             <w:pict>
-              <v:shape w14:anchorId="309BB9BD" id="_x0000_s1041" type="#_x0000_t202" style="position:absolute;left:0;text-align:left;margin-left:377.1pt;margin-top:88.5pt;width:115.9pt;height:26.65pt;z-index:251675648;visibility:visible;mso-wrap-style:square;mso-width-percent:0;mso-height-percent:0;mso-wrap-distance-left:9pt;mso-wrap-distance-top:0;mso-wrap-distance-right:9pt;mso-wrap-distance-bottom:0;mso-position-horizontal:absolute;mso-position-horizontal-relative:text;mso-position-vertical:absolute;mso-position-vertical-relative:text;mso-width-percent:0;mso-height-percent:0;mso-width-relative:margin;mso-height-relative:margin;v-text-anchor:top" o:gfxdata="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" filled="f" stroked="f">
+              <v:shape w14:anchorId="309BB9BD" id="_x0000_s1034" type="#_x0000_t202" style="position:absolute;left:0;text-align:left;margin-left:377.1pt;margin-top:88.5pt;width:115.9pt;height:26.65pt;z-index:251635712;visibility:visible;mso-wrap-style:square;mso-width-percent:0;mso-height-percent:0;mso-wrap-distance-left:9pt;mso-wrap-distance-top:0;mso-wrap-distance-right:9pt;mso-wrap-distance-bottom:0;mso-position-horizontal:absolute;mso-position-horizontal-relative:text;mso-position-vertical:absolute;mso-position-vertical-relative:text;mso-width-percent:0;mso-height-percent:0;mso-width-relative:margin;mso-height-relative:margin;v-text-anchor:top" o:gfxdata="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" filled="f" stroked="f">
                 <v:textbox>
                   <w:txbxContent>
                     <w:p>
@@ -2058,7 +1302,7 @@
         <mc:AlternateContent>
           <mc:Choice Requires="wps">
             <w:drawing>
-              <wp:anchor distT="45720" distB="45720" distL="114300" distR="114300" simplePos="0" relativeHeight="251712512" behindDoc="0" locked="0" layoutInCell="1" allowOverlap="1" wp14:anchorId="7A54F612" wp14:editId="4B3F0F80">
+              <wp:anchor distT="45720" distB="45720" distL="114300" distR="114300" simplePos="0" relativeHeight="251691008" behindDoc="0" locked="0" layoutInCell="1" allowOverlap="1" wp14:anchorId="7A54F612" wp14:editId="4B3F0F80">
                 <wp:simplePos x="0" y="0"/>
                 <wp:positionH relativeFrom="column">
                   <wp:posOffset>790575</wp:posOffset>
@@ -2137,7 +1381,7 @@
           </mc:Choice>
           <mc:Fallback>
             <w:pict>
-              <v:shape w14:anchorId="7A54F612" id="Text Box 2" o:spid="_x0000_s1042" type="#_x0000_t202" style="position:absolute;left:0;text-align:left;margin-left:62.25pt;margin-top:170.25pt;width:76.5pt;height:24pt;z-index:251712512;visibility:visible;mso-wrap-style:square;mso-width-percent:0;mso-height-percent:0;mso-wrap-distance-left:9pt;mso-wrap-distance-top:3.6pt;mso-wrap-distance-right:9pt;mso-wrap-distance-bottom:3.6pt;mso-position-horizontal:absolute;mso-position-horizontal-relative:text;mso-position-vertical:absolute;mso-position-vertical-relative:text;mso-width-percent:0;mso-height-percent:0;mso-width-relative:margin;mso-height-relative:margin;v-text-anchor:top" o:gfxdata="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" stroked="f">
+              <v:shape w14:anchorId="7A54F612" id="Text Box 2" o:spid="_x0000_s1035" type="#_x0000_t202" style="position:absolute;left:0;text-align:left;margin-left:62.25pt;margin-top:170.25pt;width:76.5pt;height:24pt;z-index:251691008;visibility:visible;mso-wrap-style:square;mso-width-percent:0;mso-height-percent:0;mso-wrap-distance-left:9pt;mso-wrap-distance-top:3.6pt;mso-wrap-distance-right:9pt;mso-wrap-distance-bottom:3.6pt;mso-position-horizontal:absolute;mso-position-horizontal-relative:text;mso-position-vertical:absolute;mso-position-vertical-relative:text;mso-width-percent:0;mso-height-percent:0;mso-width-relative:margin;mso-height-relative:margin;v-text-anchor:top" o:gfxdata="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" stroked="f">
                 <v:textbox>
                   <w:txbxContent>
                     <w:p>
@@ -2173,7 +1417,7 @@
         <mc:AlternateContent>
           <mc:Choice Requires="wps">
             <w:drawing>
-              <wp:anchor distT="45720" distB="45720" distL="114300" distR="114300" simplePos="0" relativeHeight="251710464" behindDoc="0" locked="0" layoutInCell="1" allowOverlap="1" wp14:anchorId="32DB95BB" wp14:editId="545F386F">
+              <wp:anchor distT="45720" distB="45720" distL="114300" distR="114300" simplePos="0" relativeHeight="251688960" behindDoc="0" locked="0" layoutInCell="1" allowOverlap="1" wp14:anchorId="32DB95BB" wp14:editId="545F386F">
                 <wp:simplePos x="0" y="0"/>
                 <wp:positionH relativeFrom="column">
                   <wp:posOffset>6810375</wp:posOffset>
@@ -2260,7 +1504,7 @@
           </mc:Choice>
           <mc:Fallback>
             <w:pict>
-              <v:shape w14:anchorId="32DB95BB" id="_x0000_s1043" type="#_x0000_t202" style="position:absolute;left:0;text-align:left;margin-left:536.25pt;margin-top:100.35pt;width:76.5pt;height:24pt;z-index:251710464;visibility:visible;mso-wrap-style:square;mso-width-percent:0;mso-height-percent:0;mso-wrap-distance-left:9pt;mso-wrap-distance-top:3.6pt;mso-wrap-distance-right:9pt;mso-wrap-distance-bottom:3.6pt;mso-position-horizontal:absolute;mso-position-horizontal-relative:text;mso-position-vertical:absolute;mso-position-vertical-relative:text;mso-width-percent:0;mso-height-percent:0;mso-width-relative:margin;mso-height-relative:margin;v-text-anchor:top" o:gfxdata="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" stroked="f">
+              <v:shape w14:anchorId="32DB95BB" id="_x0000_s1036" type="#_x0000_t202" style="position:absolute;left:0;text-align:left;margin-left:536.25pt;margin-top:100.35pt;width:76.5pt;height:24pt;z-index:251688960;visibility:visible;mso-wrap-style:square;mso-width-percent:0;mso-height-percent:0;mso-wrap-distance-left:9pt;mso-wrap-distance-top:3.6pt;mso-wrap-distance-right:9pt;mso-wrap-distance-bottom:3.6pt;mso-position-horizontal:absolute;mso-position-horizontal-relative:text;mso-position-vertical:absolute;mso-position-vertical-relative:text;mso-width-percent:0;mso-height-percent:0;mso-width-relative:margin;mso-height-relative:margin;v-text-anchor:top" o:gfxdata="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" stroked="f">
                 <v:textbox>
                   <w:txbxContent>
                     <w:p>
@@ -2304,7 +1548,7 @@
         <mc:AlternateContent>
           <mc:Choice Requires="wps">
             <w:drawing>
-              <wp:anchor distT="45720" distB="45720" distL="114300" distR="114300" simplePos="0" relativeHeight="251708416" behindDoc="0" locked="0" layoutInCell="1" allowOverlap="1" wp14:anchorId="1A44691E" wp14:editId="54246CA4">
+              <wp:anchor distT="45720" distB="45720" distL="114300" distR="114300" simplePos="0" relativeHeight="251686912" behindDoc="0" locked="0" layoutInCell="1" allowOverlap="1" wp14:anchorId="1A44691E" wp14:editId="54246CA4">
                 <wp:simplePos x="0" y="0"/>
                 <wp:positionH relativeFrom="column">
                   <wp:posOffset>5441950</wp:posOffset>
@@ -2391,7 +1635,7 @@
           </mc:Choice>
           <mc:Fallback>
             <w:pict>
-              <v:shape w14:anchorId="1A44691E" id="_x0000_s1044" type="#_x0000_t202" style="position:absolute;left:0;text-align:left;margin-left:428.5pt;margin-top:5.85pt;width:76.5pt;height:24pt;z-index:251708416;visibility:visible;mso-wrap-style:square;mso-width-percent:0;mso-height-percent:0;mso-wrap-distance-left:9pt;mso-wrap-distance-top:3.6pt;mso-wrap-distance-right:9pt;mso-wrap-distance-bottom:3.6pt;mso-position-horizontal:absolute;mso-position-horizontal-relative:text;mso-position-vertical:absolute;mso-position-vertical-relative:text;mso-width-percent:0;mso-height-percent:0;mso-width-relative:margin;mso-height-relative:margin;v-text-anchor:top" o:gfxdata="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" stroked="f">
+              <v:shape w14:anchorId="1A44691E" id="_x0000_s1037" type="#_x0000_t202" style="position:absolute;left:0;text-align:left;margin-left:428.5pt;margin-top:5.85pt;width:76.5pt;height:24pt;z-index:251686912;visibility:visible;mso-wrap-style:square;mso-width-percent:0;mso-height-percent:0;mso-wrap-distance-left:9pt;mso-wrap-distance-top:3.6pt;mso-wrap-distance-right:9pt;mso-wrap-distance-bottom:3.6pt;mso-position-horizontal:absolute;mso-position-horizontal-relative:text;mso-position-vertical:absolute;mso-position-vertical-relative:text;mso-width-percent:0;mso-height-percent:0;mso-width-relative:margin;mso-height-relative:margin;v-text-anchor:top" o:gfxdata="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" stroked="f">
                 <v:textbox>
                   <w:txbxContent>
                     <w:p>
@@ -2435,7 +1679,7 @@
         <mc:AlternateContent>
           <mc:Choice Requires="wps">
             <w:drawing>
-              <wp:anchor distT="45720" distB="45720" distL="114300" distR="114300" simplePos="0" relativeHeight="251704320" behindDoc="0" locked="0" layoutInCell="1" allowOverlap="1" wp14:anchorId="177037C5" wp14:editId="29E73CD3">
+              <wp:anchor distT="45720" distB="45720" distL="114300" distR="114300" simplePos="0" relativeHeight="251684864" behindDoc="0" locked="0" layoutInCell="1" allowOverlap="1" wp14:anchorId="177037C5" wp14:editId="29E73CD3">
                 <wp:simplePos x="0" y="0"/>
                 <wp:positionH relativeFrom="column">
                   <wp:posOffset>762000</wp:posOffset>
@@ -2522,7 +1766,7 @@
           </mc:Choice>
           <mc:Fallback>
             <w:pict>
-              <v:shape w14:anchorId="177037C5" id="_x0000_s1045" type="#_x0000_t202" style="position:absolute;left:0;text-align:left;margin-left:60pt;margin-top:94.25pt;width:76.5pt;height:24pt;z-index:251704320;visibility:visible;mso-wrap-style:square;mso-width-percent:0;mso-height-percent:0;mso-wrap-distance-left:9pt;mso-wrap-distance-top:3.6pt;mso-wrap-distance-right:9pt;mso-wrap-distance-bottom:3.6pt;mso-position-horizontal:absolute;mso-position-horizontal-relative:text;mso-position-vertical:absolute;mso-position-vertical-relative:text;mso-width-percent:0;mso-height-percent:0;mso-width-relative:margin;mso-height-relative:margin;v-text-anchor:top" o:gfxdata="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" stroked="f">
+              <v:shape w14:anchorId="177037C5" id="_x0000_s1038" type="#_x0000_t202" style="position:absolute;left:0;text-align:left;margin-left:60pt;margin-top:94.25pt;width:76.5pt;height:24pt;z-index:251684864;visibility:visible;mso-wrap-style:square;mso-width-percent:0;mso-height-percent:0;mso-wrap-distance-left:9pt;mso-wrap-distance-top:3.6pt;mso-wrap-distance-right:9pt;mso-wrap-distance-bottom:3.6pt;mso-position-horizontal:absolute;mso-position-horizontal-relative:text;mso-position-vertical:absolute;mso-position-vertical-relative:text;mso-width-percent:0;mso-height-percent:0;mso-width-relative:margin;mso-height-relative:margin;v-text-anchor:top" o:gfxdata="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" stroked="f">
                 <v:textbox>
                   <w:txbxContent>
                     <w:p>
@@ -2566,7 +1810,7 @@
         <mc:AlternateContent>
           <mc:Choice Requires="wps">
             <w:drawing>
-              <wp:anchor distT="45720" distB="45720" distL="114300" distR="114300" simplePos="0" relativeHeight="251702272" behindDoc="0" locked="0" layoutInCell="1" allowOverlap="1" wp14:anchorId="1E65BDDA" wp14:editId="6813AC2E">
+              <wp:anchor distT="45720" distB="45720" distL="114300" distR="114300" simplePos="0" relativeHeight="251682816" behindDoc="0" locked="0" layoutInCell="1" allowOverlap="1" wp14:anchorId="1E65BDDA" wp14:editId="6813AC2E">
                 <wp:simplePos x="0" y="0"/>
                 <wp:positionH relativeFrom="column">
                   <wp:posOffset>2219325</wp:posOffset>
@@ -2645,7 +1889,7 @@
           </mc:Choice>
           <mc:Fallback>
             <w:pict>
-              <v:shape w14:anchorId="1E65BDDA" id="_x0000_s1046" type="#_x0000_t202" style="position:absolute;left:0;text-align:left;margin-left:174.75pt;margin-top:6.5pt;width:76.5pt;height:24pt;z-index:251702272;visibility:visible;mso-wrap-style:square;mso-width-percent:0;mso-height-percent:0;mso-wrap-distance-left:9pt;mso-wrap-distance-top:3.6pt;mso-wrap-distance-right:9pt;mso-wrap-distance-bottom:3.6pt;mso-position-horizontal:absolute;mso-position-horizontal-relative:text;mso-position-vertical:absolute;mso-position-vertical-relative:text;mso-width-percent:0;mso-height-percent:0;mso-width-relative:margin;mso-height-relative:margin;v-text-anchor:top" o:gfxdata="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" stroked="f">
+              <v:shape w14:anchorId="1E65BDDA" id="_x0000_s1039" type="#_x0000_t202" style="position:absolute;left:0;text-align:left;margin-left:174.75pt;margin-top:6.5pt;width:76.5pt;height:24pt;z-index:251682816;visibility:visible;mso-wrap-style:square;mso-width-percent:0;mso-height-percent:0;mso-wrap-distance-left:9pt;mso-wrap-distance-top:3.6pt;mso-wrap-distance-right:9pt;mso-wrap-distance-bottom:3.6pt;mso-position-horizontal:absolute;mso-position-horizontal-relative:text;mso-position-vertical:absolute;mso-position-vertical-relative:text;mso-width-percent:0;mso-height-percent:0;mso-width-relative:margin;mso-height-relative:margin;v-text-anchor:top" o:gfxdata="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" stroked="f">
                 <v:textbox>
                   <w:txbxContent>
                     <w:p>
@@ -2681,119 +1925,7 @@
         <mc:AlternateContent>
           <mc:Choice Requires="wps">
             <w:drawing>
-              <wp:anchor distT="0" distB="0" distL="114300" distR="114300" simplePos="0" relativeHeight="251700224" behindDoc="0" locked="0" layoutInCell="1" allowOverlap="1" wp14:anchorId="60F9D621" wp14:editId="6467F834">
-                <wp:simplePos x="0" y="0"/>
-                <wp:positionH relativeFrom="margin">
-                  <wp:posOffset>4686300</wp:posOffset>
-                </wp:positionH>
-                <wp:positionV relativeFrom="paragraph">
-                  <wp:posOffset>2475230</wp:posOffset>
-                </wp:positionV>
-                <wp:extent cx="533400" cy="285750"/>
-                <wp:effectExtent l="0" t="0" r="0" b="0"/>
-                <wp:wrapNone/>
-                <wp:docPr id="24" name="Cuadro de texto 2"/>
-                <wp:cNvGraphicFramePr>
-                  <a:graphicFrameLocks xmlns:a="http://schemas.openxmlformats.org/drawingml/2006/main"/>
-                </wp:cNvGraphicFramePr>
-                <a:graphic xmlns:a="http://schemas.openxmlformats.org/drawingml/2006/main">
-                  <a:graphicData uri="http://schemas.microsoft.com/office/word/2010/wordprocessingShape">
-                    <wps:wsp>
-                      <wps:cNvSpPr txBox="1">
-                        <a:spLocks noChangeArrowheads="1"/>
-                      </wps:cNvSpPr>
-                      <wps:spPr bwMode="auto">
-                        <a:xfrm>
-                          <a:off x="0" y="0"/>
-                          <a:ext cx="533400" cy="285750"/>
-                        </a:xfrm>
-                        <a:prstGeom prst="rect">
-                          <a:avLst/>
-                        </a:prstGeom>
-                        <a:solidFill>
-                          <a:srgbClr val="FFFFFF"/>
-                        </a:solidFill>
-                        <a:ln w="9525">
-                          <a:noFill/>
-                          <a:miter lim="800000"/>
-                          <a:headEnd/>
-                          <a:tailEnd/>
-                        </a:ln>
-                      </wps:spPr>
-                      <wps:txbx>
-                        <w:txbxContent>
-                          <w:p>
-                            <w:pPr>
-                              <w:rPr>
-                                <w:rFonts w:ascii="Arial" w:hAnsi="Arial" w:cs="Arial"/>
-                                <w:color w:val="FF0000"/>
-                                <w:sz w:val="28"/>
-                                <w:szCs w:val="28"/>
-                                <w14:textOutline w14:w="9525" w14:cap="rnd" w14:cmpd="sng" w14:algn="ctr">
-                                  <w14:solidFill>
-                                    <w14:srgbClr w14:val="FF0000"/>
-                                  </w14:solidFill>
-                                  <w14:prstDash w14:val="solid"/>
-                                  <w14:bevel/>
-                                </w14:textOutline>
-                              </w:rPr>
-                            </w:pPr>
-                          </w:p>
-                        </w:txbxContent>
-                      </wps:txbx>
-                      <wps:bodyPr rot="0" vert="horz" wrap="square" lIns="91440" tIns="45720" rIns="91440" bIns="45720" anchor="t" anchorCtr="0">
-                        <a:noAutofit/>
-                      </wps:bodyPr>
-                    </wps:wsp>
-                  </a:graphicData>
-                </a:graphic>
-                <wp14:sizeRelH relativeFrom="margin">
-                  <wp14:pctWidth>0</wp14:pctWidth>
-                </wp14:sizeRelH>
-                <wp14:sizeRelV relativeFrom="margin">
-                  <wp14:pctHeight>0</wp14:pctHeight>
-                </wp14:sizeRelV>
-              </wp:anchor>
-            </w:drawing>
-          </mc:Choice>
-          <mc:Fallback>
-            <w:pict>
-              <v:shape w14:anchorId="60F9D621" id="_x0000_s1047" type="#_x0000_t202" style="position:absolute;left:0;text-align:left;margin-left:369pt;margin-top:194.9pt;width:42pt;height:22.5pt;z-index:251700224;visibility:visible;mso-wrap-style:square;mso-width-percent:0;mso-height-percent:0;mso-wrap-distance-left:9pt;mso-wrap-distance-top:0;mso-wrap-distance-right:9pt;mso-wrap-distance-bottom:0;mso-position-horizontal:absolute;mso-position-horizontal-relative:margin;mso-position-vertical:absolute;mso-position-vertical-relative:text;mso-width-percent:0;mso-height-percent:0;mso-width-relative:margin;mso-height-relative:margin;v-text-anchor:top" o:gfxdata="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" stroked="f">
-                <v:textbox>
-                  <w:txbxContent>
-                    <w:p>
-                      <w:pPr>
-                        <w:rPr>
-                          <w:rFonts w:ascii="Arial" w:hAnsi="Arial" w:cs="Arial"/>
-                          <w:color w:val="FF0000"/>
-                          <w:sz w:val="28"/>
-                          <w:szCs w:val="28"/>
-                          <w14:textOutline w14:w="9525" w14:cap="rnd" w14:cmpd="sng" w14:algn="ctr">
-                            <w14:solidFill>
-                              <w14:srgbClr w14:val="FF0000"/>
-                            </w14:solidFill>
-                            <w14:prstDash w14:val="solid"/>
-                            <w14:bevel/>
-                          </w14:textOutline>
-                        </w:rPr>
-                      </w:pPr>
-                    </w:p>
-                  </w:txbxContent>
-                </v:textbox>
-                <w10:wrap anchorx="margin"/>
-              </v:shape>
-            </w:pict>
-          </mc:Fallback>
-        </mc:AlternateContent>
-      </w:r>
-      <w:r>
-        <w:rPr>
-          <w:noProof/>
-        </w:rPr>
-        <mc:AlternateContent>
-          <mc:Choice Requires="wps">
-            <w:drawing>
-              <wp:anchor distT="0" distB="0" distL="114300" distR="114300" simplePos="0" relativeHeight="251671552" behindDoc="0" locked="0" layoutInCell="1" allowOverlap="1" wp14:anchorId="4BFDDDDD" wp14:editId="03A9CC8B">
+              <wp:anchor distT="0" distB="0" distL="114300" distR="114300" simplePos="0" relativeHeight="251631616" behindDoc="0" locked="0" layoutInCell="1" allowOverlap="1" wp14:anchorId="4BFDDDDD" wp14:editId="421252BE">
                 <wp:simplePos x="0" y="0"/>
                 <wp:positionH relativeFrom="column">
                   <wp:posOffset>5864225</wp:posOffset>
@@ -2866,7 +1998,7 @@
           </mc:Choice>
           <mc:Fallback>
             <w:pict>
-              <v:shape w14:anchorId="4BFDDDDD" id="_x0000_s1048" type="#_x0000_t202" style="position:absolute;left:0;text-align:left;margin-left:461.75pt;margin-top:136.5pt;width:111pt;height:26.65pt;z-index:251671552;visibility:visible;mso-wrap-style:square;mso-width-percent:0;mso-height-percent:0;mso-wrap-distance-left:9pt;mso-wrap-distance-top:0;mso-wrap-distance-right:9pt;mso-wrap-distance-bottom:0;mso-position-horizontal:absolute;mso-position-horizontal-relative:text;mso-position-vertical:absolute;mso-position-vertical-relative:text;mso-width-percent:0;mso-height-percent:0;mso-width-relative:margin;mso-height-relative:margin;v-text-anchor:top" o:gfxdata="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" filled="f" stroked="f">
+              <v:shape w14:anchorId="4BFDDDDD" id="_x0000_s1040" type="#_x0000_t202" style="position:absolute;left:0;text-align:left;margin-left:461.75pt;margin-top:136.5pt;width:111pt;height:26.65pt;z-index:251631616;visibility:visible;mso-wrap-style:square;mso-width-percent:0;mso-height-percent:0;mso-wrap-distance-left:9pt;mso-wrap-distance-top:0;mso-wrap-distance-right:9pt;mso-wrap-distance-bottom:0;mso-position-horizontal:absolute;mso-position-horizontal-relative:text;mso-position-vertical:absolute;mso-position-vertical-relative:text;mso-width-percent:0;mso-height-percent:0;mso-width-relative:margin;mso-height-relative:margin;v-text-anchor:top" o:gfxdata="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" filled="f" stroked="f">
                 <v:textbox>
                   <w:txbxContent>
                     <w:p>
@@ -2898,115 +2030,7 @@
         <mc:AlternateContent>
           <mc:Choice Requires="wps">
             <w:drawing>
-              <wp:anchor distT="0" distB="0" distL="114300" distR="114300" simplePos="0" relativeHeight="251681792" behindDoc="0" locked="0" layoutInCell="1" allowOverlap="1" wp14:anchorId="6F04565B" wp14:editId="2418A852">
-                <wp:simplePos x="0" y="0"/>
-                <wp:positionH relativeFrom="margin">
-                  <wp:posOffset>2368550</wp:posOffset>
-                </wp:positionH>
-                <wp:positionV relativeFrom="paragraph">
-                  <wp:posOffset>2378075</wp:posOffset>
-                </wp:positionV>
-                <wp:extent cx="533400" cy="285750"/>
-                <wp:effectExtent l="0" t="0" r="0" b="0"/>
-                <wp:wrapNone/>
-                <wp:docPr id="7" name="Cuadro de texto 2"/>
-                <wp:cNvGraphicFramePr>
-                  <a:graphicFrameLocks xmlns:a="http://schemas.openxmlformats.org/drawingml/2006/main"/>
-                </wp:cNvGraphicFramePr>
-                <a:graphic xmlns:a="http://schemas.openxmlformats.org/drawingml/2006/main">
-                  <a:graphicData uri="http://schemas.microsoft.com/office/word/2010/wordprocessingShape">
-                    <wps:wsp>
-                      <wps:cNvSpPr txBox="1">
-                        <a:spLocks noChangeArrowheads="1"/>
-                      </wps:cNvSpPr>
-                      <wps:spPr bwMode="auto">
-                        <a:xfrm>
-                          <a:off x="0" y="0"/>
-                          <a:ext cx="533400" cy="285750"/>
-                        </a:xfrm>
-                        <a:prstGeom prst="rect">
-                          <a:avLst/>
-                        </a:prstGeom>
-                        <a:solidFill>
-                          <a:srgbClr val="FFFFFF"/>
-                        </a:solidFill>
-                        <a:ln w="9525">
-                          <a:noFill/>
-                          <a:miter lim="800000"/>
-                          <a:headEnd/>
-                          <a:tailEnd/>
-                        </a:ln>
-                      </wps:spPr>
-                      <wps:txbx>
-                        <w:txbxContent>
-                          <w:p>
-                            <w:pPr>
-                              <w:rPr>
-                                <w:rFonts w:ascii="Arial" w:hAnsi="Arial" w:cs="Arial"/>
-                                <w:color w:val="FF0000"/>
-                                <w14:textOutline w14:w="9525" w14:cap="rnd" w14:cmpd="sng" w14:algn="ctr">
-                                  <w14:solidFill>
-                                    <w14:srgbClr w14:val="FF0000"/>
-                                  </w14:solidFill>
-                                  <w14:prstDash w14:val="solid"/>
-                                  <w14:bevel/>
-                                </w14:textOutline>
-                              </w:rPr>
-                            </w:pPr>
-                          </w:p>
-                        </w:txbxContent>
-                      </wps:txbx>
-                      <wps:bodyPr rot="0" vert="horz" wrap="square" lIns="91440" tIns="45720" rIns="91440" bIns="45720" anchor="t" anchorCtr="0">
-                        <a:noAutofit/>
-                      </wps:bodyPr>
-                    </wps:wsp>
-                  </a:graphicData>
-                </a:graphic>
-                <wp14:sizeRelH relativeFrom="margin">
-                  <wp14:pctWidth>0</wp14:pctWidth>
-                </wp14:sizeRelH>
-                <wp14:sizeRelV relativeFrom="margin">
-                  <wp14:pctHeight>0</wp14:pctHeight>
-                </wp14:sizeRelV>
-              </wp:anchor>
-            </w:drawing>
-          </mc:Choice>
-          <mc:Fallback>
-            <w:pict>
-              <v:shape w14:anchorId="6F04565B" id="_x0000_s1049" type="#_x0000_t202" style="position:absolute;left:0;text-align:left;margin-left:186.5pt;margin-top:187.25pt;width:42pt;height:22.5pt;z-index:251681792;visibility:visible;mso-wrap-style:square;mso-width-percent:0;mso-height-percent:0;mso-wrap-distance-left:9pt;mso-wrap-distance-top:0;mso-wrap-distance-right:9pt;mso-wrap-distance-bottom:0;mso-position-horizontal:absolute;mso-position-horizontal-relative:margin;mso-position-vertical:absolute;mso-position-vertical-relative:text;mso-width-percent:0;mso-height-percent:0;mso-width-relative:margin;mso-height-relative:margin;v-text-anchor:top" o:gfxdata="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" stroked="f">
-                <v:textbox>
-                  <w:txbxContent>
-                    <w:p>
-                      <w:pPr>
-                        <w:rPr>
-                          <w:rFonts w:ascii="Arial" w:hAnsi="Arial" w:cs="Arial"/>
-                          <w:color w:val="FF0000"/>
-                          <w14:textOutline w14:w="9525" w14:cap="rnd" w14:cmpd="sng" w14:algn="ctr">
-                            <w14:solidFill>
-                              <w14:srgbClr w14:val="FF0000"/>
-                            </w14:solidFill>
-                            <w14:prstDash w14:val="solid"/>
-                            <w14:bevel/>
-                          </w14:textOutline>
-                        </w:rPr>
-                      </w:pPr>
-                    </w:p>
-                  </w:txbxContent>
-                </v:textbox>
-                <w10:wrap anchorx="margin"/>
-              </v:shape>
-            </w:pict>
-          </mc:Fallback>
-        </mc:AlternateContent>
-      </w:r>
-      <w:r>
-        <w:rPr>
-          <w:noProof/>
-        </w:rPr>
-        <mc:AlternateContent>
-          <mc:Choice Requires="wps">
-            <w:drawing>
-              <wp:anchor distT="0" distB="0" distL="114300" distR="114300" simplePos="0" relativeHeight="251667456" behindDoc="0" locked="0" layoutInCell="1" allowOverlap="1" wp14:anchorId="551CA0D0" wp14:editId="60FE11A0">
+              <wp:anchor distT="0" distB="0" distL="114300" distR="114300" simplePos="0" relativeHeight="251624448" behindDoc="0" locked="0" layoutInCell="1" allowOverlap="1" wp14:anchorId="551CA0D0" wp14:editId="473E1E40">
                 <wp:simplePos x="0" y="0"/>
                 <wp:positionH relativeFrom="column">
                   <wp:posOffset>1315720</wp:posOffset>
@@ -3080,7 +2104,7 @@
           </mc:Choice>
           <mc:Fallback>
             <w:pict>
-              <v:shape w14:anchorId="551CA0D0" id="_x0000_s1050" type="#_x0000_t202" style="position:absolute;left:0;text-align:left;margin-left:103.6pt;margin-top:135.25pt;width:109.9pt;height:26.65pt;z-index:251667456;visibility:visible;mso-wrap-style:square;mso-width-percent:0;mso-height-percent:0;mso-wrap-distance-left:9pt;mso-wrap-distance-top:0;mso-wrap-distance-right:9pt;mso-wrap-distance-bottom:0;mso-position-horizontal:absolute;mso-position-horizontal-relative:text;mso-position-vertical:absolute;mso-position-vertical-relative:text;mso-width-percent:0;mso-height-percent:0;mso-width-relative:margin;mso-height-relative:margin;v-text-anchor:top" o:gfxdata="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" filled="f" stroked="f">
+              <v:shape w14:anchorId="551CA0D0" id="_x0000_s1041" type="#_x0000_t202" style="position:absolute;left:0;text-align:left;margin-left:103.6pt;margin-top:135.25pt;width:109.9pt;height:26.65pt;z-index:251624448;visibility:visible;mso-wrap-style:square;mso-width-percent:0;mso-height-percent:0;mso-wrap-distance-left:9pt;mso-wrap-distance-top:0;mso-wrap-distance-right:9pt;mso-wrap-distance-bottom:0;mso-position-horizontal:absolute;mso-position-horizontal-relative:text;mso-position-vertical:absolute;mso-position-vertical-relative:text;mso-width-percent:0;mso-height-percent:0;mso-width-relative:margin;mso-height-relative:margin;v-text-anchor:top" o:gfxdata="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" filled="f" stroked="f">
                 <v:textbox>
                   <w:txbxContent>
                     <w:p>
@@ -3113,115 +2137,7 @@
         <mc:AlternateContent>
           <mc:Choice Requires="wps">
             <w:drawing>
-              <wp:anchor distT="0" distB="0" distL="114300" distR="114300" simplePos="0" relativeHeight="251679744" behindDoc="0" locked="0" layoutInCell="1" allowOverlap="1" wp14:anchorId="7D232945" wp14:editId="0DF71E0A">
-                <wp:simplePos x="0" y="0"/>
-                <wp:positionH relativeFrom="margin">
-                  <wp:posOffset>4908550</wp:posOffset>
-                </wp:positionH>
-                <wp:positionV relativeFrom="paragraph">
-                  <wp:posOffset>527050</wp:posOffset>
-                </wp:positionV>
-                <wp:extent cx="565150" cy="285750"/>
-                <wp:effectExtent l="0" t="0" r="6350" b="0"/>
-                <wp:wrapNone/>
-                <wp:docPr id="6" name="Cuadro de texto 2"/>
-                <wp:cNvGraphicFramePr>
-                  <a:graphicFrameLocks xmlns:a="http://schemas.openxmlformats.org/drawingml/2006/main"/>
-                </wp:cNvGraphicFramePr>
-                <a:graphic xmlns:a="http://schemas.openxmlformats.org/drawingml/2006/main">
-                  <a:graphicData uri="http://schemas.microsoft.com/office/word/2010/wordprocessingShape">
-                    <wps:wsp>
-                      <wps:cNvSpPr txBox="1">
-                        <a:spLocks noChangeArrowheads="1"/>
-                      </wps:cNvSpPr>
-                      <wps:spPr bwMode="auto">
-                        <a:xfrm>
-                          <a:off x="0" y="0"/>
-                          <a:ext cx="565150" cy="285750"/>
-                        </a:xfrm>
-                        <a:prstGeom prst="rect">
-                          <a:avLst/>
-                        </a:prstGeom>
-                        <a:solidFill>
-                          <a:srgbClr val="FFFFFF"/>
-                        </a:solidFill>
-                        <a:ln w="9525">
-                          <a:noFill/>
-                          <a:miter lim="800000"/>
-                          <a:headEnd/>
-                          <a:tailEnd/>
-                        </a:ln>
-                      </wps:spPr>
-                      <wps:txbx>
-                        <w:txbxContent>
-                          <w:p>
-                            <w:pPr>
-                              <w:rPr>
-                                <w:rFonts w:ascii="Arial" w:hAnsi="Arial" w:cs="Arial"/>
-                                <w:color w:val="FF0000"/>
-                                <w14:textOutline w14:w="9525" w14:cap="rnd" w14:cmpd="sng" w14:algn="ctr">
-                                  <w14:solidFill>
-                                    <w14:srgbClr w14:val="FF0000"/>
-                                  </w14:solidFill>
-                                  <w14:prstDash w14:val="solid"/>
-                                  <w14:bevel/>
-                                </w14:textOutline>
-                              </w:rPr>
-                            </w:pPr>
-                          </w:p>
-                        </w:txbxContent>
-                      </wps:txbx>
-                      <wps:bodyPr rot="0" vert="horz" wrap="square" lIns="91440" tIns="45720" rIns="91440" bIns="45720" anchor="t" anchorCtr="0">
-                        <a:noAutofit/>
-                      </wps:bodyPr>
-                    </wps:wsp>
-                  </a:graphicData>
-                </a:graphic>
-                <wp14:sizeRelH relativeFrom="margin">
-                  <wp14:pctWidth>0</wp14:pctWidth>
-                </wp14:sizeRelH>
-                <wp14:sizeRelV relativeFrom="margin">
-                  <wp14:pctHeight>0</wp14:pctHeight>
-                </wp14:sizeRelV>
-              </wp:anchor>
-            </w:drawing>
-          </mc:Choice>
-          <mc:Fallback>
-            <w:pict>
-              <v:shape w14:anchorId="7D232945" id="_x0000_s1051" type="#_x0000_t202" style="position:absolute;left:0;text-align:left;margin-left:386.5pt;margin-top:41.5pt;width:44.5pt;height:22.5pt;z-index:251679744;visibility:visible;mso-wrap-style:square;mso-width-percent:0;mso-height-percent:0;mso-wrap-distance-left:9pt;mso-wrap-distance-top:0;mso-wrap-distance-right:9pt;mso-wrap-distance-bottom:0;mso-position-horizontal:absolute;mso-position-horizontal-relative:margin;mso-position-vertical:absolute;mso-position-vertical-relative:text;mso-width-percent:0;mso-height-percent:0;mso-width-relative:margin;mso-height-relative:margin;v-text-anchor:top" o:gfxdata="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" stroked="f">
-                <v:textbox>
-                  <w:txbxContent>
-                    <w:p>
-                      <w:pPr>
-                        <w:rPr>
-                          <w:rFonts w:ascii="Arial" w:hAnsi="Arial" w:cs="Arial"/>
-                          <w:color w:val="FF0000"/>
-                          <w14:textOutline w14:w="9525" w14:cap="rnd" w14:cmpd="sng" w14:algn="ctr">
-                            <w14:solidFill>
-                              <w14:srgbClr w14:val="FF0000"/>
-                            </w14:solidFill>
-                            <w14:prstDash w14:val="solid"/>
-                            <w14:bevel/>
-                          </w14:textOutline>
-                        </w:rPr>
-                      </w:pPr>
-                    </w:p>
-                  </w:txbxContent>
-                </v:textbox>
-                <w10:wrap anchorx="margin"/>
-              </v:shape>
-            </w:pict>
-          </mc:Fallback>
-        </mc:AlternateContent>
-      </w:r>
-      <w:r>
-        <w:rPr>
-          <w:noProof/>
-        </w:rPr>
-        <mc:AlternateContent>
-          <mc:Choice Requires="wps">
-            <w:drawing>
-              <wp:anchor distT="0" distB="0" distL="114300" distR="114300" simplePos="0" relativeHeight="251673600" behindDoc="0" locked="0" layoutInCell="1" allowOverlap="1" wp14:anchorId="252E5036" wp14:editId="77DFAB17">
+              <wp:anchor distT="0" distB="0" distL="114300" distR="114300" simplePos="0" relativeHeight="251633664" behindDoc="0" locked="0" layoutInCell="1" allowOverlap="1" wp14:anchorId="252E5036" wp14:editId="13D46F76">
                 <wp:simplePos x="0" y="0"/>
                 <wp:positionH relativeFrom="column">
                   <wp:posOffset>2428875</wp:posOffset>
@@ -3294,7 +2210,7 @@
           </mc:Choice>
           <mc:Fallback>
             <w:pict>
-              <v:shape w14:anchorId="252E5036" id="_x0000_s1052" type="#_x0000_t202" style="position:absolute;left:0;text-align:left;margin-left:191.25pt;margin-top:87.5pt;width:111.75pt;height:26.65pt;z-index:251673600;visibility:visible;mso-wrap-style:square;mso-width-percent:0;mso-height-percent:0;mso-wrap-distance-left:9pt;mso-wrap-distance-top:0;mso-wrap-distance-right:9pt;mso-wrap-distance-bottom:0;mso-position-horizontal:absolute;mso-position-horizontal-relative:text;mso-position-vertical:absolute;mso-position-vertical-relative:text;mso-width-percent:0;mso-height-percent:0;mso-width-relative:margin;mso-height-relative:margin;v-text-anchor:top" o:gfxdata="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" filled="f" stroked="f">
+              <v:shape w14:anchorId="252E5036" id="_x0000_s1042" type="#_x0000_t202" style="position:absolute;left:0;text-align:left;margin-left:191.25pt;margin-top:87.5pt;width:111.75pt;height:26.65pt;z-index:251633664;visibility:visible;mso-wrap-style:square;mso-width-percent:0;mso-height-percent:0;mso-wrap-distance-left:9pt;mso-wrap-distance-top:0;mso-wrap-distance-right:9pt;mso-wrap-distance-bottom:0;mso-position-horizontal:absolute;mso-position-horizontal-relative:text;mso-position-vertical:absolute;mso-position-vertical-relative:text;mso-width-percent:0;mso-height-percent:0;mso-width-relative:margin;mso-height-relative:margin;v-text-anchor:top" o:gfxdata="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" filled="f" stroked="f">
                 <v:textbox>
                   <w:txbxContent>
                     <w:p>
@@ -3341,7 +2257,7 @@
                     </pic:cNvPicPr>
                   </pic:nvPicPr>
                   <pic:blipFill>
-                    <a:blip r:embed="rId9">
+                    <a:blip r:embed="rId8">
                       <a:extLst>
                         <a:ext uri="{28A0092B-C50C-407E-A947-70E740481C1C}">
                           <a14:useLocalDpi xmlns:a14="http://schemas.microsoft.com/office/drawing/2010/main" val="0"/>
@@ -3465,29 +2381,7 @@
     </w:p>
     <w:p>
       <w:pPr>
-        <w:spacing w:line="300" w:lineRule="exact"/>
-        <w:jc w:val="both"/>
-        <w:rPr>
-          <w:rFonts w:ascii="Arial" w:eastAsia="Times New Roman" w:hAnsi="Arial" w:cs="Arial"/>
-          <w:sz w:val="20"/>
-          <w:szCs w:val="20"/>
-        </w:rPr>
-      </w:pPr>
-    </w:p>
-    <w:p>
-      <w:pPr>
-        <w:spacing w:line="300" w:lineRule="exact"/>
-        <w:jc w:val="both"/>
-        <w:rPr>
-          <w:rFonts w:ascii="Arial" w:eastAsia="Times New Roman" w:hAnsi="Arial" w:cs="Arial"/>
-          <w:sz w:val="20"/>
-          <w:szCs w:val="20"/>
-        </w:rPr>
-      </w:pPr>
-    </w:p>
-    <w:p>
-      <w:pPr>
-        <w:pStyle w:val="ListParagraph"/>
+        <w:pStyle w:val="Prrafodelista"/>
         <w:numPr>
           <w:ilvl w:val="0"/>
           <w:numId w:val="1"/>
@@ -3506,6 +2400,7 @@
           <w:sz w:val="20"/>
           <w:szCs w:val="20"/>
         </w:rPr>
+        <w:lastRenderedPageBreak/>
         <w:t xml:space="preserve">Diseñe el esquema de direccionamiento con máscaras de longitud variable (VLSM). </w:t>
       </w:r>
       <w:r>
@@ -3526,7 +2421,6 @@
         </w:rPr>
         <w:t xml:space="preserve">Tomar en cuenta una dirección extra para la interface del ruteador en la subredes </w:t>
       </w:r>
-      <w:proofErr w:type="spellStart"/>
       <w:r>
         <w:rPr>
           <w:rFonts w:ascii="Arial" w:eastAsia="Times New Roman" w:hAnsi="Arial" w:cs="Arial"/>
@@ -3535,18 +2429,7 @@
           <w:sz w:val="20"/>
           <w:szCs w:val="20"/>
         </w:rPr>
-        <w:t>Fast</w:t>
-      </w:r>
-      <w:proofErr w:type="spellEnd"/>
-      <w:r>
-        <w:rPr>
-          <w:rFonts w:ascii="Arial" w:eastAsia="Times New Roman" w:hAnsi="Arial" w:cs="Arial"/>
-          <w:b/>
-          <w:bCs/>
-          <w:sz w:val="20"/>
-          <w:szCs w:val="20"/>
-        </w:rPr>
-        <w:t xml:space="preserve"> Ethernet</w:t>
+        <w:t>Fast Ethernet</w:t>
       </w:r>
       <w:r>
         <w:rPr>
@@ -3559,7 +2442,7 @@
     </w:p>
     <w:p>
       <w:pPr>
-        <w:pStyle w:val="BodyText"/>
+        <w:pStyle w:val="Textoindependiente"/>
         <w:tabs>
           <w:tab w:val="left" w:pos="581"/>
         </w:tabs>
@@ -3594,8 +2477,8 @@
         <w:gridCol w:w="1134"/>
         <w:gridCol w:w="1560"/>
         <w:gridCol w:w="708"/>
-        <w:gridCol w:w="1843"/>
-        <w:gridCol w:w="567"/>
+        <w:gridCol w:w="1985"/>
+        <w:gridCol w:w="425"/>
         <w:gridCol w:w="1843"/>
         <w:gridCol w:w="1984"/>
         <w:gridCol w:w="1843"/>
@@ -3770,7 +2653,7 @@
         </w:tc>
         <w:tc>
           <w:tcPr>
-            <w:tcW w:w="1843" w:type="dxa"/>
+            <w:tcW w:w="1985" w:type="dxa"/>
             <w:shd w:val="clear" w:color="auto" w:fill="F2F2F2" w:themeFill="background1" w:themeFillShade="F2"/>
             <w:vAlign w:val="center"/>
           </w:tcPr>
@@ -3808,13 +2691,12 @@
         </w:tc>
         <w:tc>
           <w:tcPr>
-            <w:tcW w:w="567" w:type="dxa"/>
+            <w:tcW w:w="425" w:type="dxa"/>
             <w:shd w:val="clear" w:color="auto" w:fill="F2F2F2" w:themeFill="background1" w:themeFillShade="F2"/>
             <w:textDirection w:val="btLr"/>
           </w:tcPr>
           <w:p>
             <w:pPr>
-              <w:spacing w:line="300" w:lineRule="exact"/>
               <w:jc w:val="center"/>
               <w:rPr>
                 <w:rFonts w:ascii="Arial" w:hAnsi="Arial" w:cs="Arial"/>
@@ -3994,7 +2876,6 @@
         <w:tc>
           <w:tcPr>
             <w:tcW w:w="1134" w:type="dxa"/>
-            <w:shd w:val="clear" w:color="auto" w:fill="auto"/>
             <w:vAlign w:val="center"/>
           </w:tcPr>
           <w:p>
@@ -4019,6 +2900,8 @@
               <w:jc w:val="center"/>
               <w:rPr>
                 <w:rFonts w:ascii="Arial" w:hAnsi="Arial" w:cs="Arial"/>
+                <w:b/>
+                <w:bCs/>
                 <w:color w:val="0D0D0D" w:themeColor="text1" w:themeTint="F2"/>
                 <w:sz w:val="20"/>
                 <w:szCs w:val="20"/>
@@ -4047,12 +2930,11 @@
         </w:tc>
         <w:tc>
           <w:tcPr>
-            <w:tcW w:w="1843" w:type="dxa"/>
-            <w:vAlign w:val="center"/>
-          </w:tcPr>
-          <w:p>
-            <w:pPr>
-              <w:spacing w:before="120" w:after="60" w:line="360" w:lineRule="auto"/>
+            <w:tcW w:w="1985" w:type="dxa"/>
+            <w:vAlign w:val="center"/>
+          </w:tcPr>
+          <w:p>
+            <w:pPr>
               <w:jc w:val="center"/>
               <w:rPr>
                 <w:rFonts w:ascii="Arial" w:hAnsi="Arial" w:cs="Arial"/>
@@ -4067,7 +2949,7 @@
         </w:tc>
         <w:tc>
           <w:tcPr>
-            <w:tcW w:w="567" w:type="dxa"/>
+            <w:tcW w:w="425" w:type="dxa"/>
             <w:vAlign w:val="center"/>
           </w:tcPr>
           <w:p>
@@ -4196,7 +3078,6 @@
         <w:tc>
           <w:tcPr>
             <w:tcW w:w="1134" w:type="dxa"/>
-            <w:shd w:val="clear" w:color="auto" w:fill="auto"/>
             <w:vAlign w:val="center"/>
           </w:tcPr>
           <w:p>
@@ -4221,6 +3102,8 @@
               <w:jc w:val="center"/>
               <w:rPr>
                 <w:rFonts w:ascii="Arial" w:hAnsi="Arial" w:cs="Arial"/>
+                <w:b/>
+                <w:bCs/>
                 <w:color w:val="0D0D0D" w:themeColor="text1" w:themeTint="F2"/>
                 <w:sz w:val="20"/>
                 <w:szCs w:val="20"/>
@@ -4249,7 +3132,7 @@
         </w:tc>
         <w:tc>
           <w:tcPr>
-            <w:tcW w:w="1843" w:type="dxa"/>
+            <w:tcW w:w="1985" w:type="dxa"/>
             <w:vAlign w:val="center"/>
           </w:tcPr>
           <w:p>
@@ -4268,7 +3151,7 @@
         </w:tc>
         <w:tc>
           <w:tcPr>
-            <w:tcW w:w="567" w:type="dxa"/>
+            <w:tcW w:w="425" w:type="dxa"/>
             <w:vAlign w:val="center"/>
           </w:tcPr>
           <w:p>
@@ -4397,7 +3280,6 @@
         <w:tc>
           <w:tcPr>
             <w:tcW w:w="1134" w:type="dxa"/>
-            <w:shd w:val="clear" w:color="auto" w:fill="auto"/>
             <w:vAlign w:val="center"/>
           </w:tcPr>
           <w:p>
@@ -4422,6 +3304,8 @@
               <w:jc w:val="center"/>
               <w:rPr>
                 <w:rFonts w:ascii="Arial" w:hAnsi="Arial" w:cs="Arial"/>
+                <w:b/>
+                <w:bCs/>
                 <w:color w:val="0D0D0D" w:themeColor="text1" w:themeTint="F2"/>
                 <w:sz w:val="20"/>
                 <w:szCs w:val="20"/>
@@ -4450,12 +3334,12 @@
         </w:tc>
         <w:tc>
           <w:tcPr>
-            <w:tcW w:w="1843" w:type="dxa"/>
-            <w:vAlign w:val="center"/>
-          </w:tcPr>
-          <w:p>
-            <w:pPr>
-              <w:pStyle w:val="BodyText"/>
+            <w:tcW w:w="1985" w:type="dxa"/>
+            <w:vAlign w:val="center"/>
+          </w:tcPr>
+          <w:p>
+            <w:pPr>
+              <w:pStyle w:val="Textoindependiente"/>
               <w:ind w:left="0"/>
               <w:jc w:val="center"/>
               <w:rPr>
@@ -4471,7 +3355,7 @@
         </w:tc>
         <w:tc>
           <w:tcPr>
-            <w:tcW w:w="567" w:type="dxa"/>
+            <w:tcW w:w="425" w:type="dxa"/>
             <w:vAlign w:val="center"/>
           </w:tcPr>
           <w:p>
@@ -4596,7 +3480,6 @@
         <w:tc>
           <w:tcPr>
             <w:tcW w:w="1134" w:type="dxa"/>
-            <w:shd w:val="clear" w:color="auto" w:fill="auto"/>
             <w:vAlign w:val="center"/>
           </w:tcPr>
           <w:p>
@@ -4649,7 +3532,7 @@
         </w:tc>
         <w:tc>
           <w:tcPr>
-            <w:tcW w:w="1843" w:type="dxa"/>
+            <w:tcW w:w="1985" w:type="dxa"/>
             <w:vAlign w:val="center"/>
           </w:tcPr>
           <w:p>
@@ -4668,7 +3551,7 @@
         </w:tc>
         <w:tc>
           <w:tcPr>
-            <w:tcW w:w="567" w:type="dxa"/>
+            <w:tcW w:w="425" w:type="dxa"/>
             <w:vAlign w:val="center"/>
           </w:tcPr>
           <w:p>
@@ -4795,7 +3678,6 @@
         <w:tc>
           <w:tcPr>
             <w:tcW w:w="1134" w:type="dxa"/>
-            <w:shd w:val="clear" w:color="auto" w:fill="auto"/>
             <w:vAlign w:val="center"/>
           </w:tcPr>
           <w:p>
@@ -4820,6 +3702,8 @@
               <w:jc w:val="center"/>
               <w:rPr>
                 <w:rFonts w:ascii="Arial" w:hAnsi="Arial" w:cs="Arial"/>
+                <w:b/>
+                <w:bCs/>
                 <w:color w:val="0D0D0D" w:themeColor="text1" w:themeTint="F2"/>
                 <w:sz w:val="20"/>
                 <w:szCs w:val="20"/>
@@ -4848,7 +3732,7 @@
         </w:tc>
         <w:tc>
           <w:tcPr>
-            <w:tcW w:w="1843" w:type="dxa"/>
+            <w:tcW w:w="1985" w:type="dxa"/>
             <w:vAlign w:val="center"/>
           </w:tcPr>
           <w:p>
@@ -4867,7 +3751,7 @@
         </w:tc>
         <w:tc>
           <w:tcPr>
-            <w:tcW w:w="567" w:type="dxa"/>
+            <w:tcW w:w="425" w:type="dxa"/>
             <w:vAlign w:val="center"/>
           </w:tcPr>
           <w:p>
@@ -4996,7 +3880,6 @@
         <w:tc>
           <w:tcPr>
             <w:tcW w:w="1134" w:type="dxa"/>
-            <w:shd w:val="clear" w:color="auto" w:fill="auto"/>
             <w:vAlign w:val="center"/>
           </w:tcPr>
           <w:p>
@@ -5021,6 +3904,8 @@
               <w:jc w:val="center"/>
               <w:rPr>
                 <w:rFonts w:ascii="Arial" w:hAnsi="Arial" w:cs="Arial"/>
+                <w:b/>
+                <w:bCs/>
                 <w:color w:val="0D0D0D" w:themeColor="text1" w:themeTint="F2"/>
                 <w:sz w:val="20"/>
                 <w:szCs w:val="20"/>
@@ -5049,7 +3934,7 @@
         </w:tc>
         <w:tc>
           <w:tcPr>
-            <w:tcW w:w="1843" w:type="dxa"/>
+            <w:tcW w:w="1985" w:type="dxa"/>
             <w:vAlign w:val="center"/>
           </w:tcPr>
           <w:p>
@@ -5068,7 +3953,7 @@
         </w:tc>
         <w:tc>
           <w:tcPr>
-            <w:tcW w:w="567" w:type="dxa"/>
+            <w:tcW w:w="425" w:type="dxa"/>
             <w:vAlign w:val="center"/>
           </w:tcPr>
           <w:p>
@@ -5194,7 +4079,6 @@
         <w:tc>
           <w:tcPr>
             <w:tcW w:w="1134" w:type="dxa"/>
-            <w:shd w:val="clear" w:color="auto" w:fill="auto"/>
             <w:vAlign w:val="center"/>
           </w:tcPr>
           <w:p>
@@ -5219,6 +4103,8 @@
               <w:jc w:val="center"/>
               <w:rPr>
                 <w:rFonts w:ascii="Arial" w:hAnsi="Arial" w:cs="Arial"/>
+                <w:b/>
+                <w:bCs/>
                 <w:color w:val="0D0D0D" w:themeColor="text1" w:themeTint="F2"/>
                 <w:sz w:val="20"/>
                 <w:szCs w:val="20"/>
@@ -5247,7 +4133,7 @@
         </w:tc>
         <w:tc>
           <w:tcPr>
-            <w:tcW w:w="1843" w:type="dxa"/>
+            <w:tcW w:w="1985" w:type="dxa"/>
             <w:vAlign w:val="center"/>
           </w:tcPr>
           <w:p>
@@ -5265,7 +4151,7 @@
         </w:tc>
         <w:tc>
           <w:tcPr>
-            <w:tcW w:w="567" w:type="dxa"/>
+            <w:tcW w:w="425" w:type="dxa"/>
             <w:vAlign w:val="center"/>
           </w:tcPr>
           <w:p>
@@ -5393,7 +4279,6 @@
         <w:tc>
           <w:tcPr>
             <w:tcW w:w="1134" w:type="dxa"/>
-            <w:shd w:val="clear" w:color="auto" w:fill="auto"/>
             <w:vAlign w:val="center"/>
           </w:tcPr>
           <w:p>
@@ -5446,7 +4331,7 @@
         </w:tc>
         <w:tc>
           <w:tcPr>
-            <w:tcW w:w="1843" w:type="dxa"/>
+            <w:tcW w:w="1985" w:type="dxa"/>
             <w:vAlign w:val="center"/>
           </w:tcPr>
           <w:p>
@@ -5465,7 +4350,7 @@
         </w:tc>
         <w:tc>
           <w:tcPr>
-            <w:tcW w:w="567" w:type="dxa"/>
+            <w:tcW w:w="425" w:type="dxa"/>
             <w:vAlign w:val="center"/>
           </w:tcPr>
           <w:p>
@@ -5594,7 +4479,6 @@
         <w:tc>
           <w:tcPr>
             <w:tcW w:w="1134" w:type="dxa"/>
-            <w:shd w:val="clear" w:color="auto" w:fill="auto"/>
             <w:vAlign w:val="center"/>
           </w:tcPr>
           <w:p>
@@ -5647,7 +4531,7 @@
         </w:tc>
         <w:tc>
           <w:tcPr>
-            <w:tcW w:w="1843" w:type="dxa"/>
+            <w:tcW w:w="1985" w:type="dxa"/>
             <w:vAlign w:val="center"/>
           </w:tcPr>
           <w:p>
@@ -5666,7 +4550,7 @@
         </w:tc>
         <w:tc>
           <w:tcPr>
-            <w:tcW w:w="567" w:type="dxa"/>
+            <w:tcW w:w="425" w:type="dxa"/>
             <w:vAlign w:val="center"/>
           </w:tcPr>
           <w:p>
@@ -5761,7 +4645,7 @@
     </w:tbl>
     <w:p>
       <w:pPr>
-        <w:pStyle w:val="ListParagraph"/>
+        <w:pStyle w:val="Prrafodelista"/>
         <w:spacing w:line="300" w:lineRule="exact"/>
         <w:ind w:left="345"/>
         <w:jc w:val="both"/>
@@ -5775,7 +4659,7 @@
     </w:p>
     <w:p>
       <w:pPr>
-        <w:pStyle w:val="ListParagraph"/>
+        <w:pStyle w:val="Prrafodelista"/>
         <w:numPr>
           <w:ilvl w:val="0"/>
           <w:numId w:val="1"/>
@@ -5844,7 +4728,18 @@
     </w:p>
     <w:p>
       <w:pPr>
-        <w:pStyle w:val="BodyText"/>
+        <w:spacing w:after="120" w:line="300" w:lineRule="exact"/>
+        <w:jc w:val="both"/>
+        <w:rPr>
+          <w:rFonts w:ascii="Arial" w:eastAsia="Times New Roman" w:hAnsi="Arial" w:cs="Arial"/>
+          <w:sz w:val="20"/>
+          <w:szCs w:val="20"/>
+        </w:rPr>
+      </w:pPr>
+    </w:p>
+    <w:p>
+      <w:pPr>
+        <w:pStyle w:val="Textoindependiente"/>
         <w:numPr>
           <w:ilvl w:val="0"/>
           <w:numId w:val="1"/>
@@ -5869,6 +4764,7 @@
           <w:sz w:val="20"/>
           <w:szCs w:val="20"/>
         </w:rPr>
+        <w:lastRenderedPageBreak/>
         <w:t>C</w:t>
       </w:r>
       <w:r>
@@ -6535,7 +5431,7 @@
     <w:bookmarkEnd w:id="1"/>
     <w:p>
       <w:pPr>
-        <w:pStyle w:val="BodyText"/>
+        <w:pStyle w:val="Textoindependiente"/>
         <w:numPr>
           <w:ilvl w:val="0"/>
           <w:numId w:val="4"/>
@@ -6560,7 +5456,6 @@
         </w:rPr>
         <w:t xml:space="preserve">Las interfaces </w:t>
       </w:r>
-      <w:proofErr w:type="spellStart"/>
       <w:r>
         <w:rPr>
           <w:rFonts w:ascii="Arial" w:hAnsi="Arial" w:cs="Arial"/>
@@ -6579,9 +5474,8 @@
           <w:sz w:val="20"/>
           <w:szCs w:val="20"/>
         </w:rPr>
-        <w:t>ast</w:t>
-      </w:r>
-      <w:proofErr w:type="spellEnd"/>
+        <w:t xml:space="preserve">ast </w:t>
+      </w:r>
       <w:r>
         <w:rPr>
           <w:rFonts w:ascii="Arial" w:hAnsi="Arial" w:cs="Arial"/>
@@ -6590,7 +5484,7 @@
           <w:sz w:val="20"/>
           <w:szCs w:val="20"/>
         </w:rPr>
-        <w:t xml:space="preserve"> </w:t>
+        <w:t>E</w:t>
       </w:r>
       <w:r>
         <w:rPr>
@@ -6600,7 +5494,15 @@
           <w:sz w:val="20"/>
           <w:szCs w:val="20"/>
         </w:rPr>
-        <w:t>E</w:t>
+        <w:t>thernet</w:t>
+      </w:r>
+      <w:r>
+        <w:rPr>
+          <w:rFonts w:ascii="Arial" w:hAnsi="Arial" w:cs="Arial"/>
+          <w:sz w:val="20"/>
+          <w:szCs w:val="20"/>
+        </w:rPr>
+        <w:t xml:space="preserve"> utilizan la </w:t>
       </w:r>
       <w:r>
         <w:rPr>
@@ -6610,15 +5512,7 @@
           <w:sz w:val="20"/>
           <w:szCs w:val="20"/>
         </w:rPr>
-        <w:t>thernet</w:t>
-      </w:r>
-      <w:r>
-        <w:rPr>
-          <w:rFonts w:ascii="Arial" w:hAnsi="Arial" w:cs="Arial"/>
-          <w:sz w:val="20"/>
-          <w:szCs w:val="20"/>
-        </w:rPr>
-        <w:t xml:space="preserve"> utilizan la </w:t>
+        <w:t xml:space="preserve">primera dirección </w:t>
       </w:r>
       <w:r>
         <w:rPr>
@@ -6628,7 +5522,7 @@
           <w:sz w:val="20"/>
           <w:szCs w:val="20"/>
         </w:rPr>
-        <w:t xml:space="preserve">primera dirección </w:t>
+        <w:t>IP</w:t>
       </w:r>
       <w:r>
         <w:rPr>
@@ -6638,16 +5532,6 @@
           <w:sz w:val="20"/>
           <w:szCs w:val="20"/>
         </w:rPr>
-        <w:t>IP</w:t>
-      </w:r>
-      <w:r>
-        <w:rPr>
-          <w:rFonts w:ascii="Arial" w:hAnsi="Arial" w:cs="Arial"/>
-          <w:b/>
-          <w:bCs/>
-          <w:sz w:val="20"/>
-          <w:szCs w:val="20"/>
-        </w:rPr>
         <w:t xml:space="preserve"> válida</w:t>
       </w:r>
       <w:r>
@@ -6661,7 +5545,7 @@
     </w:p>
     <w:p>
       <w:pPr>
-        <w:pStyle w:val="BodyText"/>
+        <w:pStyle w:val="Textoindependiente"/>
         <w:numPr>
           <w:ilvl w:val="0"/>
           <w:numId w:val="4"/>
@@ -6819,7 +5703,7 @@
     </w:p>
     <w:p>
       <w:pPr>
-        <w:pStyle w:val="BodyText"/>
+        <w:pStyle w:val="Textoindependiente"/>
         <w:numPr>
           <w:ilvl w:val="0"/>
           <w:numId w:val="4"/>
@@ -6847,6 +5731,14 @@
       <w:r>
         <w:rPr>
           <w:rFonts w:ascii="Arial" w:hAnsi="Arial" w:cs="Arial"/>
+          <w:sz w:val="20"/>
+          <w:szCs w:val="20"/>
+        </w:rPr>
+        <w:t>s</w:t>
+      </w:r>
+      <w:r>
+        <w:rPr>
+          <w:rFonts w:ascii="Arial" w:hAnsi="Arial" w:cs="Arial"/>
           <w:b/>
           <w:bCs/>
           <w:sz w:val="20"/>
@@ -6911,7 +5803,7 @@
     </w:p>
     <w:p>
       <w:pPr>
-        <w:pStyle w:val="BodyText"/>
+        <w:pStyle w:val="Textoindependiente"/>
         <w:tabs>
           <w:tab w:val="left" w:pos="581"/>
         </w:tabs>
@@ -6962,7 +5854,7 @@
           </w:tcPr>
           <w:p>
             <w:pPr>
-              <w:pStyle w:val="BodyText"/>
+              <w:pStyle w:val="Textoindependiente"/>
               <w:jc w:val="center"/>
               <w:rPr>
                 <w:rFonts w:ascii="Arial" w:hAnsi="Arial" w:cs="Arial"/>
@@ -7000,7 +5892,7 @@
           </w:tcPr>
           <w:p>
             <w:pPr>
-              <w:pStyle w:val="BodyText"/>
+              <w:pStyle w:val="Textoindependiente"/>
               <w:ind w:left="0"/>
               <w:jc w:val="center"/>
               <w:rPr>
@@ -7029,7 +5921,7 @@
           </w:tcPr>
           <w:p>
             <w:pPr>
-              <w:pStyle w:val="BodyText"/>
+              <w:pStyle w:val="Textoindependiente"/>
               <w:ind w:left="0" w:hanging="815"/>
               <w:jc w:val="center"/>
               <w:rPr>
@@ -7067,7 +5959,7 @@
           </w:tcPr>
           <w:p>
             <w:pPr>
-              <w:pStyle w:val="BodyText"/>
+              <w:pStyle w:val="Textoindependiente"/>
               <w:ind w:left="0" w:hanging="536"/>
               <w:jc w:val="center"/>
               <w:rPr>
@@ -7100,19 +5992,18 @@
       </w:tr>
       <w:tr>
         <w:trPr>
-          <w:trHeight w:hRule="exact" w:val="567"/>
+          <w:trHeight w:hRule="exact" w:val="316"/>
           <w:jc w:val="center"/>
         </w:trPr>
         <w:tc>
           <w:tcPr>
             <w:tcW w:w="1448" w:type="dxa"/>
             <w:vMerge w:val="restart"/>
-            <w:shd w:val="clear" w:color="auto" w:fill="auto"/>
-            <w:vAlign w:val="center"/>
-          </w:tcPr>
-          <w:p>
-            <w:pPr>
-              <w:pStyle w:val="BodyText"/>
+            <w:vAlign w:val="center"/>
+          </w:tcPr>
+          <w:p>
+            <w:pPr>
+              <w:pStyle w:val="Textoindependiente"/>
               <w:jc w:val="center"/>
               <w:rPr>
                 <w:rFonts w:ascii="Arial" w:hAnsi="Arial" w:cs="Arial"/>
@@ -7135,12 +6026,11 @@
         <w:tc>
           <w:tcPr>
             <w:tcW w:w="1666" w:type="dxa"/>
-            <w:shd w:val="clear" w:color="auto" w:fill="auto"/>
-            <w:vAlign w:val="center"/>
-          </w:tcPr>
-          <w:p>
-            <w:pPr>
-              <w:pStyle w:val="BodyText"/>
+            <w:vAlign w:val="center"/>
+          </w:tcPr>
+          <w:p>
+            <w:pPr>
+              <w:pStyle w:val="Textoindependiente"/>
               <w:jc w:val="center"/>
               <w:rPr>
                 <w:rFonts w:ascii="Arial" w:hAnsi="Arial" w:cs="Arial"/>
@@ -7163,12 +6053,11 @@
         <w:tc>
           <w:tcPr>
             <w:tcW w:w="3118" w:type="dxa"/>
-            <w:shd w:val="clear" w:color="auto" w:fill="auto"/>
-            <w:vAlign w:val="center"/>
-          </w:tcPr>
-          <w:p>
-            <w:pPr>
-              <w:pStyle w:val="BodyText"/>
+            <w:vAlign w:val="center"/>
+          </w:tcPr>
+          <w:p>
+            <w:pPr>
+              <w:pStyle w:val="Textoindependiente"/>
               <w:jc w:val="center"/>
               <w:rPr>
                 <w:rFonts w:ascii="Arial" w:hAnsi="Arial" w:cs="Arial"/>
@@ -7182,12 +6071,11 @@
           <w:tcPr>
             <w:tcW w:w="3949" w:type="dxa"/>
             <w:gridSpan w:val="2"/>
-            <w:shd w:val="clear" w:color="auto" w:fill="auto"/>
-            <w:vAlign w:val="center"/>
-          </w:tcPr>
-          <w:p>
-            <w:pPr>
-              <w:pStyle w:val="BodyText"/>
+            <w:vAlign w:val="center"/>
+          </w:tcPr>
+          <w:p>
+            <w:pPr>
+              <w:pStyle w:val="Textoindependiente"/>
               <w:jc w:val="center"/>
               <w:rPr>
                 <w:rFonts w:ascii="Arial" w:hAnsi="Arial" w:cs="Arial"/>
@@ -7200,19 +6088,18 @@
       </w:tr>
       <w:tr>
         <w:trPr>
-          <w:trHeight w:hRule="exact" w:val="567"/>
+          <w:trHeight w:hRule="exact" w:val="279"/>
           <w:jc w:val="center"/>
         </w:trPr>
         <w:tc>
           <w:tcPr>
             <w:tcW w:w="1448" w:type="dxa"/>
             <w:vMerge/>
-            <w:shd w:val="clear" w:color="auto" w:fill="auto"/>
-            <w:vAlign w:val="center"/>
-          </w:tcPr>
-          <w:p>
-            <w:pPr>
-              <w:pStyle w:val="BodyText"/>
+            <w:vAlign w:val="center"/>
+          </w:tcPr>
+          <w:p>
+            <w:pPr>
+              <w:pStyle w:val="Textoindependiente"/>
               <w:jc w:val="center"/>
               <w:rPr>
                 <w:rFonts w:ascii="Arial" w:hAnsi="Arial" w:cs="Arial"/>
@@ -7226,12 +6113,11 @@
         <w:tc>
           <w:tcPr>
             <w:tcW w:w="1666" w:type="dxa"/>
-            <w:shd w:val="clear" w:color="auto" w:fill="auto"/>
-            <w:vAlign w:val="center"/>
-          </w:tcPr>
-          <w:p>
-            <w:pPr>
-              <w:pStyle w:val="BodyText"/>
+            <w:vAlign w:val="center"/>
+          </w:tcPr>
+          <w:p>
+            <w:pPr>
+              <w:pStyle w:val="Textoindependiente"/>
               <w:jc w:val="center"/>
               <w:rPr>
                 <w:rFonts w:ascii="Arial" w:hAnsi="Arial" w:cs="Arial"/>
@@ -7254,12 +6140,11 @@
         <w:tc>
           <w:tcPr>
             <w:tcW w:w="3118" w:type="dxa"/>
-            <w:shd w:val="clear" w:color="auto" w:fill="auto"/>
-            <w:vAlign w:val="center"/>
-          </w:tcPr>
-          <w:p>
-            <w:pPr>
-              <w:pStyle w:val="BodyText"/>
+            <w:vAlign w:val="center"/>
+          </w:tcPr>
+          <w:p>
+            <w:pPr>
+              <w:pStyle w:val="Textoindependiente"/>
               <w:jc w:val="center"/>
               <w:rPr>
                 <w:rFonts w:ascii="Arial" w:hAnsi="Arial" w:cs="Arial"/>
@@ -7273,12 +6158,11 @@
           <w:tcPr>
             <w:tcW w:w="3949" w:type="dxa"/>
             <w:gridSpan w:val="2"/>
-            <w:shd w:val="clear" w:color="auto" w:fill="auto"/>
-            <w:vAlign w:val="center"/>
-          </w:tcPr>
-          <w:p>
-            <w:pPr>
-              <w:pStyle w:val="BodyText"/>
+            <w:vAlign w:val="center"/>
+          </w:tcPr>
+          <w:p>
+            <w:pPr>
+              <w:pStyle w:val="Textoindependiente"/>
               <w:jc w:val="center"/>
               <w:rPr>
                 <w:rFonts w:ascii="Arial" w:hAnsi="Arial" w:cs="Arial"/>
@@ -7291,19 +6175,18 @@
       </w:tr>
       <w:tr>
         <w:trPr>
-          <w:trHeight w:hRule="exact" w:val="567"/>
+          <w:trHeight w:hRule="exact" w:val="282"/>
           <w:jc w:val="center"/>
         </w:trPr>
         <w:tc>
           <w:tcPr>
             <w:tcW w:w="1448" w:type="dxa"/>
             <w:vMerge/>
-            <w:shd w:val="clear" w:color="auto" w:fill="auto"/>
-            <w:vAlign w:val="center"/>
-          </w:tcPr>
-          <w:p>
-            <w:pPr>
-              <w:pStyle w:val="BodyText"/>
+            <w:vAlign w:val="center"/>
+          </w:tcPr>
+          <w:p>
+            <w:pPr>
+              <w:pStyle w:val="Textoindependiente"/>
               <w:jc w:val="center"/>
               <w:rPr>
                 <w:rFonts w:ascii="Arial" w:hAnsi="Arial" w:cs="Arial"/>
@@ -7317,12 +6200,11 @@
         <w:tc>
           <w:tcPr>
             <w:tcW w:w="1666" w:type="dxa"/>
-            <w:shd w:val="clear" w:color="auto" w:fill="auto"/>
-            <w:vAlign w:val="center"/>
-          </w:tcPr>
-          <w:p>
-            <w:pPr>
-              <w:pStyle w:val="BodyText"/>
+            <w:vAlign w:val="center"/>
+          </w:tcPr>
+          <w:p>
+            <w:pPr>
+              <w:pStyle w:val="Textoindependiente"/>
               <w:jc w:val="center"/>
               <w:rPr>
                 <w:rFonts w:ascii="Arial" w:hAnsi="Arial" w:cs="Arial"/>
@@ -7345,12 +6227,11 @@
         <w:tc>
           <w:tcPr>
             <w:tcW w:w="3118" w:type="dxa"/>
-            <w:shd w:val="clear" w:color="auto" w:fill="auto"/>
-            <w:vAlign w:val="center"/>
-          </w:tcPr>
-          <w:p>
-            <w:pPr>
-              <w:pStyle w:val="BodyText"/>
+            <w:vAlign w:val="center"/>
+          </w:tcPr>
+          <w:p>
+            <w:pPr>
+              <w:pStyle w:val="Textoindependiente"/>
               <w:jc w:val="center"/>
               <w:rPr>
                 <w:rFonts w:ascii="Arial" w:hAnsi="Arial" w:cs="Arial"/>
@@ -7364,12 +6245,11 @@
           <w:tcPr>
             <w:tcW w:w="3949" w:type="dxa"/>
             <w:gridSpan w:val="2"/>
-            <w:shd w:val="clear" w:color="auto" w:fill="auto"/>
-            <w:vAlign w:val="center"/>
-          </w:tcPr>
-          <w:p>
-            <w:pPr>
-              <w:pStyle w:val="BodyText"/>
+            <w:vAlign w:val="center"/>
+          </w:tcPr>
+          <w:p>
+            <w:pPr>
+              <w:pStyle w:val="Textoindependiente"/>
               <w:jc w:val="center"/>
               <w:rPr>
                 <w:rFonts w:ascii="Arial" w:hAnsi="Arial" w:cs="Arial"/>
@@ -7382,19 +6262,18 @@
       </w:tr>
       <w:tr>
         <w:trPr>
-          <w:trHeight w:hRule="exact" w:val="567"/>
+          <w:trHeight w:hRule="exact" w:val="287"/>
           <w:jc w:val="center"/>
         </w:trPr>
         <w:tc>
           <w:tcPr>
             <w:tcW w:w="1448" w:type="dxa"/>
             <w:vMerge/>
-            <w:shd w:val="clear" w:color="auto" w:fill="auto"/>
-            <w:vAlign w:val="center"/>
-          </w:tcPr>
-          <w:p>
-            <w:pPr>
-              <w:pStyle w:val="BodyText"/>
+            <w:vAlign w:val="center"/>
+          </w:tcPr>
+          <w:p>
+            <w:pPr>
+              <w:pStyle w:val="Textoindependiente"/>
               <w:jc w:val="center"/>
               <w:rPr>
                 <w:rFonts w:ascii="Arial" w:hAnsi="Arial" w:cs="Arial"/>
@@ -7408,12 +6287,11 @@
         <w:tc>
           <w:tcPr>
             <w:tcW w:w="1666" w:type="dxa"/>
-            <w:shd w:val="clear" w:color="auto" w:fill="auto"/>
-            <w:vAlign w:val="center"/>
-          </w:tcPr>
-          <w:p>
-            <w:pPr>
-              <w:pStyle w:val="BodyText"/>
+            <w:vAlign w:val="center"/>
+          </w:tcPr>
+          <w:p>
+            <w:pPr>
+              <w:pStyle w:val="Textoindependiente"/>
               <w:jc w:val="center"/>
               <w:rPr>
                 <w:rFonts w:ascii="Arial" w:hAnsi="Arial" w:cs="Arial"/>
@@ -7436,12 +6314,11 @@
         <w:tc>
           <w:tcPr>
             <w:tcW w:w="3118" w:type="dxa"/>
-            <w:shd w:val="clear" w:color="auto" w:fill="auto"/>
-            <w:vAlign w:val="center"/>
-          </w:tcPr>
-          <w:p>
-            <w:pPr>
-              <w:pStyle w:val="BodyText"/>
+            <w:vAlign w:val="center"/>
+          </w:tcPr>
+          <w:p>
+            <w:pPr>
+              <w:pStyle w:val="Textoindependiente"/>
               <w:jc w:val="center"/>
               <w:rPr>
                 <w:rFonts w:ascii="Arial" w:hAnsi="Arial" w:cs="Arial"/>
@@ -7455,12 +6332,11 @@
           <w:tcPr>
             <w:tcW w:w="3949" w:type="dxa"/>
             <w:gridSpan w:val="2"/>
-            <w:shd w:val="clear" w:color="auto" w:fill="auto"/>
-            <w:vAlign w:val="center"/>
-          </w:tcPr>
-          <w:p>
-            <w:pPr>
-              <w:pStyle w:val="BodyText"/>
+            <w:vAlign w:val="center"/>
+          </w:tcPr>
+          <w:p>
+            <w:pPr>
+              <w:pStyle w:val="Textoindependiente"/>
               <w:jc w:val="center"/>
               <w:rPr>
                 <w:rFonts w:ascii="Arial" w:hAnsi="Arial" w:cs="Arial"/>
@@ -7473,19 +6349,18 @@
       </w:tr>
       <w:tr>
         <w:trPr>
-          <w:trHeight w:hRule="exact" w:val="567"/>
+          <w:trHeight w:hRule="exact" w:val="276"/>
           <w:jc w:val="center"/>
         </w:trPr>
         <w:tc>
           <w:tcPr>
             <w:tcW w:w="1448" w:type="dxa"/>
             <w:vMerge w:val="restart"/>
-            <w:shd w:val="clear" w:color="auto" w:fill="auto"/>
-            <w:vAlign w:val="center"/>
-          </w:tcPr>
-          <w:p>
-            <w:pPr>
-              <w:pStyle w:val="BodyText"/>
+            <w:vAlign w:val="center"/>
+          </w:tcPr>
+          <w:p>
+            <w:pPr>
+              <w:pStyle w:val="Textoindependiente"/>
               <w:jc w:val="center"/>
               <w:rPr>
                 <w:rFonts w:ascii="Arial" w:hAnsi="Arial" w:cs="Arial"/>
@@ -7508,12 +6383,11 @@
         <w:tc>
           <w:tcPr>
             <w:tcW w:w="1666" w:type="dxa"/>
-            <w:shd w:val="clear" w:color="auto" w:fill="auto"/>
-            <w:vAlign w:val="center"/>
-          </w:tcPr>
-          <w:p>
-            <w:pPr>
-              <w:pStyle w:val="BodyText"/>
+            <w:vAlign w:val="center"/>
+          </w:tcPr>
+          <w:p>
+            <w:pPr>
+              <w:pStyle w:val="Textoindependiente"/>
               <w:jc w:val="center"/>
               <w:rPr>
                 <w:rFonts w:ascii="Arial" w:hAnsi="Arial" w:cs="Arial"/>
@@ -7536,12 +6410,11 @@
         <w:tc>
           <w:tcPr>
             <w:tcW w:w="3118" w:type="dxa"/>
-            <w:shd w:val="clear" w:color="auto" w:fill="auto"/>
-            <w:vAlign w:val="center"/>
-          </w:tcPr>
-          <w:p>
-            <w:pPr>
-              <w:pStyle w:val="BodyText"/>
+            <w:vAlign w:val="center"/>
+          </w:tcPr>
+          <w:p>
+            <w:pPr>
+              <w:pStyle w:val="Textoindependiente"/>
               <w:jc w:val="center"/>
               <w:rPr>
                 <w:rFonts w:ascii="Arial" w:hAnsi="Arial" w:cs="Arial"/>
@@ -7555,12 +6428,11 @@
           <w:tcPr>
             <w:tcW w:w="3949" w:type="dxa"/>
             <w:gridSpan w:val="2"/>
-            <w:shd w:val="clear" w:color="auto" w:fill="auto"/>
-            <w:vAlign w:val="center"/>
-          </w:tcPr>
-          <w:p>
-            <w:pPr>
-              <w:pStyle w:val="BodyText"/>
+            <w:vAlign w:val="center"/>
+          </w:tcPr>
+          <w:p>
+            <w:pPr>
+              <w:pStyle w:val="Textoindependiente"/>
               <w:jc w:val="center"/>
               <w:rPr>
                 <w:rFonts w:ascii="Arial" w:hAnsi="Arial" w:cs="Arial"/>
@@ -7573,19 +6445,18 @@
       </w:tr>
       <w:tr>
         <w:trPr>
-          <w:trHeight w:hRule="exact" w:val="567"/>
+          <w:trHeight w:hRule="exact" w:val="281"/>
           <w:jc w:val="center"/>
         </w:trPr>
         <w:tc>
           <w:tcPr>
             <w:tcW w:w="1448" w:type="dxa"/>
             <w:vMerge/>
-            <w:shd w:val="clear" w:color="auto" w:fill="auto"/>
-            <w:vAlign w:val="center"/>
-          </w:tcPr>
-          <w:p>
-            <w:pPr>
-              <w:pStyle w:val="BodyText"/>
+            <w:vAlign w:val="center"/>
+          </w:tcPr>
+          <w:p>
+            <w:pPr>
+              <w:pStyle w:val="Textoindependiente"/>
               <w:jc w:val="center"/>
               <w:rPr>
                 <w:rFonts w:ascii="Arial" w:hAnsi="Arial" w:cs="Arial"/>
@@ -7599,12 +6470,11 @@
         <w:tc>
           <w:tcPr>
             <w:tcW w:w="1666" w:type="dxa"/>
-            <w:shd w:val="clear" w:color="auto" w:fill="auto"/>
-            <w:vAlign w:val="center"/>
-          </w:tcPr>
-          <w:p>
-            <w:pPr>
-              <w:pStyle w:val="BodyText"/>
+            <w:vAlign w:val="center"/>
+          </w:tcPr>
+          <w:p>
+            <w:pPr>
+              <w:pStyle w:val="Textoindependiente"/>
               <w:jc w:val="center"/>
               <w:rPr>
                 <w:rFonts w:ascii="Arial" w:hAnsi="Arial" w:cs="Arial"/>
@@ -7627,12 +6497,11 @@
         <w:tc>
           <w:tcPr>
             <w:tcW w:w="3118" w:type="dxa"/>
-            <w:shd w:val="clear" w:color="auto" w:fill="auto"/>
-            <w:vAlign w:val="center"/>
-          </w:tcPr>
-          <w:p>
-            <w:pPr>
-              <w:pStyle w:val="BodyText"/>
+            <w:vAlign w:val="center"/>
+          </w:tcPr>
+          <w:p>
+            <w:pPr>
+              <w:pStyle w:val="Textoindependiente"/>
               <w:jc w:val="center"/>
               <w:rPr>
                 <w:rFonts w:ascii="Arial" w:hAnsi="Arial" w:cs="Arial"/>
@@ -7646,12 +6515,11 @@
           <w:tcPr>
             <w:tcW w:w="3949" w:type="dxa"/>
             <w:gridSpan w:val="2"/>
-            <w:shd w:val="clear" w:color="auto" w:fill="auto"/>
-            <w:vAlign w:val="center"/>
-          </w:tcPr>
-          <w:p>
-            <w:pPr>
-              <w:pStyle w:val="BodyText"/>
+            <w:vAlign w:val="center"/>
+          </w:tcPr>
+          <w:p>
+            <w:pPr>
+              <w:pStyle w:val="Textoindependiente"/>
               <w:jc w:val="center"/>
               <w:rPr>
                 <w:rFonts w:ascii="Arial" w:hAnsi="Arial" w:cs="Arial"/>
@@ -7664,19 +6532,18 @@
       </w:tr>
       <w:tr>
         <w:trPr>
-          <w:trHeight w:hRule="exact" w:val="567"/>
+          <w:trHeight w:hRule="exact" w:val="285"/>
           <w:jc w:val="center"/>
         </w:trPr>
         <w:tc>
           <w:tcPr>
             <w:tcW w:w="1448" w:type="dxa"/>
             <w:vMerge/>
-            <w:shd w:val="clear" w:color="auto" w:fill="auto"/>
-            <w:vAlign w:val="center"/>
-          </w:tcPr>
-          <w:p>
-            <w:pPr>
-              <w:pStyle w:val="BodyText"/>
+            <w:vAlign w:val="center"/>
+          </w:tcPr>
+          <w:p>
+            <w:pPr>
+              <w:pStyle w:val="Textoindependiente"/>
               <w:jc w:val="center"/>
               <w:rPr>
                 <w:rFonts w:ascii="Arial" w:hAnsi="Arial" w:cs="Arial"/>
@@ -7690,12 +6557,11 @@
         <w:tc>
           <w:tcPr>
             <w:tcW w:w="1666" w:type="dxa"/>
-            <w:shd w:val="clear" w:color="auto" w:fill="auto"/>
-            <w:vAlign w:val="center"/>
-          </w:tcPr>
-          <w:p>
-            <w:pPr>
-              <w:pStyle w:val="BodyText"/>
+            <w:vAlign w:val="center"/>
+          </w:tcPr>
+          <w:p>
+            <w:pPr>
+              <w:pStyle w:val="Textoindependiente"/>
               <w:jc w:val="center"/>
               <w:rPr>
                 <w:rFonts w:ascii="Arial" w:hAnsi="Arial" w:cs="Arial"/>
@@ -7718,12 +6584,11 @@
         <w:tc>
           <w:tcPr>
             <w:tcW w:w="3118" w:type="dxa"/>
-            <w:shd w:val="clear" w:color="auto" w:fill="auto"/>
-            <w:vAlign w:val="center"/>
-          </w:tcPr>
-          <w:p>
-            <w:pPr>
-              <w:pStyle w:val="BodyText"/>
+            <w:vAlign w:val="center"/>
+          </w:tcPr>
+          <w:p>
+            <w:pPr>
+              <w:pStyle w:val="Textoindependiente"/>
               <w:jc w:val="center"/>
               <w:rPr>
                 <w:rFonts w:ascii="Arial" w:hAnsi="Arial" w:cs="Arial"/>
@@ -7737,12 +6602,11 @@
           <w:tcPr>
             <w:tcW w:w="3949" w:type="dxa"/>
             <w:gridSpan w:val="2"/>
-            <w:shd w:val="clear" w:color="auto" w:fill="auto"/>
-            <w:vAlign w:val="center"/>
-          </w:tcPr>
-          <w:p>
-            <w:pPr>
-              <w:pStyle w:val="BodyText"/>
+            <w:vAlign w:val="center"/>
+          </w:tcPr>
+          <w:p>
+            <w:pPr>
+              <w:pStyle w:val="Textoindependiente"/>
               <w:jc w:val="center"/>
               <w:rPr>
                 <w:rFonts w:ascii="Arial" w:hAnsi="Arial" w:cs="Arial"/>
@@ -7755,19 +6619,18 @@
       </w:tr>
       <w:tr>
         <w:trPr>
-          <w:trHeight w:hRule="exact" w:val="567"/>
+          <w:trHeight w:hRule="exact" w:val="289"/>
           <w:jc w:val="center"/>
         </w:trPr>
         <w:tc>
           <w:tcPr>
             <w:tcW w:w="1448" w:type="dxa"/>
             <w:vMerge/>
-            <w:shd w:val="clear" w:color="auto" w:fill="auto"/>
-            <w:vAlign w:val="center"/>
-          </w:tcPr>
-          <w:p>
-            <w:pPr>
-              <w:pStyle w:val="BodyText"/>
+            <w:vAlign w:val="center"/>
+          </w:tcPr>
+          <w:p>
+            <w:pPr>
+              <w:pStyle w:val="Textoindependiente"/>
               <w:jc w:val="center"/>
               <w:rPr>
                 <w:rFonts w:ascii="Arial" w:hAnsi="Arial" w:cs="Arial"/>
@@ -7781,12 +6644,11 @@
         <w:tc>
           <w:tcPr>
             <w:tcW w:w="1666" w:type="dxa"/>
-            <w:shd w:val="clear" w:color="auto" w:fill="auto"/>
-            <w:vAlign w:val="center"/>
-          </w:tcPr>
-          <w:p>
-            <w:pPr>
-              <w:pStyle w:val="BodyText"/>
+            <w:vAlign w:val="center"/>
+          </w:tcPr>
+          <w:p>
+            <w:pPr>
+              <w:pStyle w:val="Textoindependiente"/>
               <w:jc w:val="center"/>
               <w:rPr>
                 <w:rFonts w:ascii="Arial" w:hAnsi="Arial" w:cs="Arial"/>
@@ -7809,12 +6671,11 @@
         <w:tc>
           <w:tcPr>
             <w:tcW w:w="3118" w:type="dxa"/>
-            <w:shd w:val="clear" w:color="auto" w:fill="auto"/>
-            <w:vAlign w:val="center"/>
-          </w:tcPr>
-          <w:p>
-            <w:pPr>
-              <w:pStyle w:val="BodyText"/>
+            <w:vAlign w:val="center"/>
+          </w:tcPr>
+          <w:p>
+            <w:pPr>
+              <w:pStyle w:val="Textoindependiente"/>
               <w:jc w:val="center"/>
               <w:rPr>
                 <w:rFonts w:ascii="Arial" w:hAnsi="Arial" w:cs="Arial"/>
@@ -7828,12 +6689,11 @@
           <w:tcPr>
             <w:tcW w:w="3949" w:type="dxa"/>
             <w:gridSpan w:val="2"/>
-            <w:shd w:val="clear" w:color="auto" w:fill="auto"/>
-            <w:vAlign w:val="center"/>
-          </w:tcPr>
-          <w:p>
-            <w:pPr>
-              <w:pStyle w:val="BodyText"/>
+            <w:vAlign w:val="center"/>
+          </w:tcPr>
+          <w:p>
+            <w:pPr>
+              <w:pStyle w:val="Textoindependiente"/>
               <w:jc w:val="center"/>
               <w:rPr>
                 <w:rFonts w:ascii="Arial" w:hAnsi="Arial" w:cs="Arial"/>
@@ -7846,19 +6706,18 @@
       </w:tr>
       <w:tr>
         <w:trPr>
-          <w:trHeight w:hRule="exact" w:val="567"/>
+          <w:trHeight w:hRule="exact" w:val="279"/>
           <w:jc w:val="center"/>
         </w:trPr>
         <w:tc>
           <w:tcPr>
             <w:tcW w:w="1448" w:type="dxa"/>
             <w:vMerge w:val="restart"/>
-            <w:shd w:val="clear" w:color="auto" w:fill="auto"/>
-            <w:vAlign w:val="center"/>
-          </w:tcPr>
-          <w:p>
-            <w:pPr>
-              <w:pStyle w:val="BodyText"/>
+            <w:vAlign w:val="center"/>
+          </w:tcPr>
+          <w:p>
+            <w:pPr>
+              <w:pStyle w:val="Textoindependiente"/>
               <w:rPr>
                 <w:rFonts w:ascii="Arial" w:hAnsi="Arial" w:cs="Arial"/>
                 <w:b/>
@@ -7880,12 +6739,11 @@
         <w:tc>
           <w:tcPr>
             <w:tcW w:w="1666" w:type="dxa"/>
-            <w:shd w:val="clear" w:color="auto" w:fill="auto"/>
-            <w:vAlign w:val="center"/>
-          </w:tcPr>
-          <w:p>
-            <w:pPr>
-              <w:pStyle w:val="BodyText"/>
+            <w:vAlign w:val="center"/>
+          </w:tcPr>
+          <w:p>
+            <w:pPr>
+              <w:pStyle w:val="Textoindependiente"/>
               <w:jc w:val="center"/>
               <w:rPr>
                 <w:rFonts w:ascii="Arial" w:hAnsi="Arial" w:cs="Arial"/>
@@ -7908,12 +6766,11 @@
         <w:tc>
           <w:tcPr>
             <w:tcW w:w="3118" w:type="dxa"/>
-            <w:shd w:val="clear" w:color="auto" w:fill="auto"/>
-            <w:vAlign w:val="center"/>
-          </w:tcPr>
-          <w:p>
-            <w:pPr>
-              <w:pStyle w:val="BodyText"/>
+            <w:vAlign w:val="center"/>
+          </w:tcPr>
+          <w:p>
+            <w:pPr>
+              <w:pStyle w:val="Textoindependiente"/>
               <w:jc w:val="center"/>
               <w:rPr>
                 <w:rFonts w:ascii="Arial" w:hAnsi="Arial" w:cs="Arial"/>
@@ -7927,12 +6784,11 @@
           <w:tcPr>
             <w:tcW w:w="3949" w:type="dxa"/>
             <w:gridSpan w:val="2"/>
-            <w:shd w:val="clear" w:color="auto" w:fill="auto"/>
-            <w:vAlign w:val="center"/>
-          </w:tcPr>
-          <w:p>
-            <w:pPr>
-              <w:pStyle w:val="BodyText"/>
+            <w:vAlign w:val="center"/>
+          </w:tcPr>
+          <w:p>
+            <w:pPr>
+              <w:pStyle w:val="Textoindependiente"/>
               <w:jc w:val="center"/>
               <w:rPr>
                 <w:rFonts w:ascii="Arial" w:hAnsi="Arial" w:cs="Arial"/>
@@ -7945,19 +6801,18 @@
       </w:tr>
       <w:tr>
         <w:trPr>
-          <w:trHeight w:hRule="exact" w:val="567"/>
+          <w:trHeight w:hRule="exact" w:val="283"/>
           <w:jc w:val="center"/>
         </w:trPr>
         <w:tc>
           <w:tcPr>
             <w:tcW w:w="1448" w:type="dxa"/>
             <w:vMerge/>
-            <w:shd w:val="clear" w:color="auto" w:fill="auto"/>
-            <w:vAlign w:val="center"/>
-          </w:tcPr>
-          <w:p>
-            <w:pPr>
-              <w:pStyle w:val="BodyText"/>
+            <w:vAlign w:val="center"/>
+          </w:tcPr>
+          <w:p>
+            <w:pPr>
+              <w:pStyle w:val="Textoindependiente"/>
               <w:jc w:val="center"/>
               <w:rPr>
                 <w:rFonts w:ascii="Arial" w:hAnsi="Arial" w:cs="Arial"/>
@@ -7971,12 +6826,11 @@
         <w:tc>
           <w:tcPr>
             <w:tcW w:w="1666" w:type="dxa"/>
-            <w:shd w:val="clear" w:color="auto" w:fill="auto"/>
-            <w:vAlign w:val="center"/>
-          </w:tcPr>
-          <w:p>
-            <w:pPr>
-              <w:pStyle w:val="BodyText"/>
+            <w:vAlign w:val="center"/>
+          </w:tcPr>
+          <w:p>
+            <w:pPr>
+              <w:pStyle w:val="Textoindependiente"/>
               <w:jc w:val="center"/>
               <w:rPr>
                 <w:rFonts w:ascii="Arial" w:hAnsi="Arial" w:cs="Arial"/>
@@ -7999,12 +6853,11 @@
         <w:tc>
           <w:tcPr>
             <w:tcW w:w="3118" w:type="dxa"/>
-            <w:shd w:val="clear" w:color="auto" w:fill="auto"/>
-            <w:vAlign w:val="center"/>
-          </w:tcPr>
-          <w:p>
-            <w:pPr>
-              <w:pStyle w:val="BodyText"/>
+            <w:vAlign w:val="center"/>
+          </w:tcPr>
+          <w:p>
+            <w:pPr>
+              <w:pStyle w:val="Textoindependiente"/>
               <w:jc w:val="center"/>
               <w:rPr>
                 <w:rFonts w:ascii="Arial" w:hAnsi="Arial" w:cs="Arial"/>
@@ -8018,12 +6871,11 @@
           <w:tcPr>
             <w:tcW w:w="3949" w:type="dxa"/>
             <w:gridSpan w:val="2"/>
-            <w:shd w:val="clear" w:color="auto" w:fill="auto"/>
-            <w:vAlign w:val="center"/>
-          </w:tcPr>
-          <w:p>
-            <w:pPr>
-              <w:pStyle w:val="BodyText"/>
+            <w:vAlign w:val="center"/>
+          </w:tcPr>
+          <w:p>
+            <w:pPr>
+              <w:pStyle w:val="Textoindependiente"/>
               <w:jc w:val="center"/>
               <w:rPr>
                 <w:rFonts w:ascii="Arial" w:hAnsi="Arial" w:cs="Arial"/>
@@ -8036,19 +6888,18 @@
       </w:tr>
       <w:tr>
         <w:trPr>
-          <w:trHeight w:hRule="exact" w:val="567"/>
+          <w:trHeight w:hRule="exact" w:val="287"/>
           <w:jc w:val="center"/>
         </w:trPr>
         <w:tc>
           <w:tcPr>
             <w:tcW w:w="1448" w:type="dxa"/>
             <w:vMerge/>
-            <w:shd w:val="clear" w:color="auto" w:fill="auto"/>
-            <w:vAlign w:val="center"/>
-          </w:tcPr>
-          <w:p>
-            <w:pPr>
-              <w:pStyle w:val="BodyText"/>
+            <w:vAlign w:val="center"/>
+          </w:tcPr>
+          <w:p>
+            <w:pPr>
+              <w:pStyle w:val="Textoindependiente"/>
               <w:jc w:val="center"/>
               <w:rPr>
                 <w:rFonts w:ascii="Arial" w:hAnsi="Arial" w:cs="Arial"/>
@@ -8062,12 +6913,11 @@
         <w:tc>
           <w:tcPr>
             <w:tcW w:w="1666" w:type="dxa"/>
-            <w:shd w:val="clear" w:color="auto" w:fill="auto"/>
-            <w:vAlign w:val="center"/>
-          </w:tcPr>
-          <w:p>
-            <w:pPr>
-              <w:pStyle w:val="BodyText"/>
+            <w:vAlign w:val="center"/>
+          </w:tcPr>
+          <w:p>
+            <w:pPr>
+              <w:pStyle w:val="Textoindependiente"/>
               <w:jc w:val="center"/>
               <w:rPr>
                 <w:rFonts w:ascii="Arial" w:hAnsi="Arial" w:cs="Arial"/>
@@ -8090,12 +6940,11 @@
         <w:tc>
           <w:tcPr>
             <w:tcW w:w="3118" w:type="dxa"/>
-            <w:shd w:val="clear" w:color="auto" w:fill="auto"/>
-            <w:vAlign w:val="center"/>
-          </w:tcPr>
-          <w:p>
-            <w:pPr>
-              <w:pStyle w:val="BodyText"/>
+            <w:vAlign w:val="center"/>
+          </w:tcPr>
+          <w:p>
+            <w:pPr>
+              <w:pStyle w:val="Textoindependiente"/>
               <w:jc w:val="center"/>
               <w:rPr>
                 <w:rFonts w:ascii="Arial" w:hAnsi="Arial" w:cs="Arial"/>
@@ -8109,12 +6958,11 @@
           <w:tcPr>
             <w:tcW w:w="3949" w:type="dxa"/>
             <w:gridSpan w:val="2"/>
-            <w:shd w:val="clear" w:color="auto" w:fill="auto"/>
-            <w:vAlign w:val="center"/>
-          </w:tcPr>
-          <w:p>
-            <w:pPr>
-              <w:pStyle w:val="BodyText"/>
+            <w:vAlign w:val="center"/>
+          </w:tcPr>
+          <w:p>
+            <w:pPr>
+              <w:pStyle w:val="Textoindependiente"/>
               <w:jc w:val="center"/>
               <w:rPr>
                 <w:rFonts w:ascii="Arial" w:hAnsi="Arial" w:cs="Arial"/>
@@ -8127,19 +6975,18 @@
       </w:tr>
       <w:tr>
         <w:trPr>
-          <w:trHeight w:hRule="exact" w:val="567"/>
+          <w:trHeight w:hRule="exact" w:val="277"/>
           <w:jc w:val="center"/>
         </w:trPr>
         <w:tc>
           <w:tcPr>
             <w:tcW w:w="1448" w:type="dxa"/>
             <w:vMerge/>
-            <w:shd w:val="clear" w:color="auto" w:fill="auto"/>
-            <w:vAlign w:val="center"/>
-          </w:tcPr>
-          <w:p>
-            <w:pPr>
-              <w:pStyle w:val="BodyText"/>
+            <w:vAlign w:val="center"/>
+          </w:tcPr>
+          <w:p>
+            <w:pPr>
+              <w:pStyle w:val="Textoindependiente"/>
               <w:jc w:val="center"/>
               <w:rPr>
                 <w:rFonts w:ascii="Arial" w:hAnsi="Arial" w:cs="Arial"/>
@@ -8153,12 +7000,11 @@
         <w:tc>
           <w:tcPr>
             <w:tcW w:w="1666" w:type="dxa"/>
-            <w:shd w:val="clear" w:color="auto" w:fill="auto"/>
-            <w:vAlign w:val="center"/>
-          </w:tcPr>
-          <w:p>
-            <w:pPr>
-              <w:pStyle w:val="BodyText"/>
+            <w:vAlign w:val="center"/>
+          </w:tcPr>
+          <w:p>
+            <w:pPr>
+              <w:pStyle w:val="Textoindependiente"/>
               <w:jc w:val="center"/>
               <w:rPr>
                 <w:rFonts w:ascii="Arial" w:hAnsi="Arial" w:cs="Arial"/>
@@ -8181,12 +7027,11 @@
         <w:tc>
           <w:tcPr>
             <w:tcW w:w="3118" w:type="dxa"/>
-            <w:shd w:val="clear" w:color="auto" w:fill="auto"/>
-            <w:vAlign w:val="center"/>
-          </w:tcPr>
-          <w:p>
-            <w:pPr>
-              <w:pStyle w:val="BodyText"/>
+            <w:vAlign w:val="center"/>
+          </w:tcPr>
+          <w:p>
+            <w:pPr>
+              <w:pStyle w:val="Textoindependiente"/>
               <w:jc w:val="center"/>
               <w:rPr>
                 <w:rFonts w:ascii="Arial" w:hAnsi="Arial" w:cs="Arial"/>
@@ -8200,12 +7045,11 @@
           <w:tcPr>
             <w:tcW w:w="3949" w:type="dxa"/>
             <w:gridSpan w:val="2"/>
-            <w:shd w:val="clear" w:color="auto" w:fill="auto"/>
-            <w:vAlign w:val="center"/>
-          </w:tcPr>
-          <w:p>
-            <w:pPr>
-              <w:pStyle w:val="BodyText"/>
+            <w:vAlign w:val="center"/>
+          </w:tcPr>
+          <w:p>
+            <w:pPr>
+              <w:pStyle w:val="Textoindependiente"/>
               <w:jc w:val="center"/>
               <w:rPr>
                 <w:rFonts w:ascii="Arial" w:hAnsi="Arial" w:cs="Arial"/>
@@ -8221,7 +7065,7 @@
     </w:tbl>
     <w:p>
       <w:pPr>
-        <w:pStyle w:val="BodyText"/>
+        <w:pStyle w:val="Textoindependiente"/>
         <w:tabs>
           <w:tab w:val="left" w:pos="581"/>
         </w:tabs>
@@ -8235,7 +7079,7 @@
       </w:pPr>
     </w:p>
     <w:sectPr>
-      <w:footerReference w:type="default" r:id="rId10"/>
+      <w:footerReference w:type="default" r:id="rId9"/>
       <w:pgSz w:w="15840" w:h="12240" w:orient="landscape"/>
       <w:pgMar w:top="500" w:right="940" w:bottom="142" w:left="1140" w:header="0" w:footer="959" w:gutter="0"/>
       <w:cols w:space="720"/>
@@ -9362,13 +8206,13 @@
       <w:lang w:val="es-MX"/>
     </w:rPr>
   </w:style>
-  <w:style w:type="character" w:default="1" w:styleId="DefaultParagraphFont">
+  <w:style w:type="character" w:default="1" w:styleId="Fuentedeprrafopredeter">
     <w:name w:val="Default Paragraph Font"/>
     <w:uiPriority w:val="1"/>
     <w:semiHidden/>
     <w:unhideWhenUsed/>
   </w:style>
-  <w:style w:type="table" w:default="1" w:styleId="TableNormal">
+  <w:style w:type="table" w:default="1" w:styleId="Tablanormal">
     <w:name w:val="Normal Table"/>
     <w:uiPriority w:val="99"/>
     <w:semiHidden/>
@@ -9383,7 +8227,7 @@
       </w:tblCellMar>
     </w:tblPr>
   </w:style>
-  <w:style w:type="numbering" w:default="1" w:styleId="NoList">
+  <w:style w:type="numbering" w:default="1" w:styleId="Sinlista">
     <w:name w:val="No List"/>
     <w:uiPriority w:val="99"/>
     <w:semiHidden/>
@@ -9405,7 +8249,7 @@
       </w:tblCellMar>
     </w:tblPr>
   </w:style>
-  <w:style w:type="paragraph" w:styleId="BodyText">
+  <w:style w:type="paragraph" w:styleId="Textoindependiente">
     <w:name w:val="Body Text"/>
     <w:basedOn w:val="Normal"/>
     <w:uiPriority w:val="1"/>
@@ -9419,7 +8263,7 @@
       <w:szCs w:val="24"/>
     </w:rPr>
   </w:style>
-  <w:style w:type="paragraph" w:styleId="ListParagraph">
+  <w:style w:type="paragraph" w:styleId="Prrafodelista">
     <w:name w:val="List Paragraph"/>
     <w:basedOn w:val="Normal"/>
     <w:uiPriority w:val="1"/>
@@ -9431,10 +8275,10 @@
     <w:uiPriority w:val="1"/>
     <w:qFormat/>
   </w:style>
-  <w:style w:type="paragraph" w:styleId="Header">
+  <w:style w:type="paragraph" w:styleId="Encabezado">
     <w:name w:val="header"/>
     <w:basedOn w:val="Normal"/>
-    <w:link w:val="HeaderChar"/>
+    <w:link w:val="EncabezadoCar"/>
     <w:uiPriority w:val="99"/>
     <w:unhideWhenUsed/>
     <w:rsid w:val="00D636C8"/>
@@ -9445,17 +8289,17 @@
       </w:tabs>
     </w:pPr>
   </w:style>
-  <w:style w:type="character" w:customStyle="1" w:styleId="HeaderChar">
-    <w:name w:val="Header Char"/>
-    <w:basedOn w:val="DefaultParagraphFont"/>
-    <w:link w:val="Header"/>
+  <w:style w:type="character" w:customStyle="1" w:styleId="EncabezadoCar">
+    <w:name w:val="Encabezado Car"/>
+    <w:basedOn w:val="Fuentedeprrafopredeter"/>
+    <w:link w:val="Encabezado"/>
     <w:uiPriority w:val="99"/>
     <w:rsid w:val="00D636C8"/>
   </w:style>
-  <w:style w:type="paragraph" w:styleId="Footer">
+  <w:style w:type="paragraph" w:styleId="Piedepgina">
     <w:name w:val="footer"/>
     <w:basedOn w:val="Normal"/>
-    <w:link w:val="FooterChar"/>
+    <w:link w:val="PiedepginaCar"/>
     <w:uiPriority w:val="99"/>
     <w:unhideWhenUsed/>
     <w:rsid w:val="00D636C8"/>
@@ -9466,10 +8310,10 @@
       </w:tabs>
     </w:pPr>
   </w:style>
-  <w:style w:type="character" w:customStyle="1" w:styleId="FooterChar">
-    <w:name w:val="Footer Char"/>
-    <w:basedOn w:val="DefaultParagraphFont"/>
-    <w:link w:val="Footer"/>
+  <w:style w:type="character" w:customStyle="1" w:styleId="PiedepginaCar">
+    <w:name w:val="Pie de página Car"/>
+    <w:basedOn w:val="Fuentedeprrafopredeter"/>
+    <w:link w:val="Piedepgina"/>
     <w:uiPriority w:val="99"/>
     <w:rsid w:val="00D636C8"/>
   </w:style>
